--- a/financial-model-revision-150m-v2.docx
+++ b/financial-model-revision-150m-v2.docx
@@ -73,7 +73,7 @@
           <w:color w:val="1A1A1A"/>
           <w:sz w:val="22"/>
         </w:rPr>
-        <w:t>150 m peak operating height · 25-guest commercial cap · 20-minute per-batch night cycle · baseline ARPU retained</w:t>
+        <w:t>150 m peak operating height · 25-guest commercial cap · 16-minute day cycle · 20-minute per-batch night cycle · optional 10-min LED-field dwell · baseline ARPU retained</w:t>
       </w:r>
     </w:p>
     <w:p>
@@ -282,7 +282,7 @@
           <w:color w:val="1A1A1A"/>
           <w:sz w:val="22"/>
         </w:rPr>
-        <w:t>The revision moves three operating assumptions versus the pitch-blueprint.md baseline:</w:t>
+        <w:t>The revision moves five operating assumptions versus the pitch-blueprint.md baseline:</w:t>
       </w:r>
     </w:p>
     <w:p>
@@ -327,7 +327,37 @@
           <w:color w:val="1A1A1A"/>
           <w:sz w:val="22"/>
         </w:rPr>
+        <w:t>Day cycle: 30 min · 6 rides/day  →  16 min · 11 rides/day. The 150 m peak shortens vertical motion from ~13.5 min to ~6.75 min round-trip, freeing the cycle while preserving a generous 5-min panoramic peak hold.</w:t>
+      </w:r>
+    </w:p>
+    <w:p>
+      <w:pPr>
+        <w:pStyle w:val="ListBullet"/>
+        <w:spacing w:after="40"/>
+        <w:ind w:left="283"/>
+      </w:pPr>
+      <w:r>
+        <w:rPr>
+          <w:rFonts w:ascii="Calibri" w:hAnsi="Calibri"/>
+          <w:color w:val="1A1A1A"/>
+          <w:sz w:val="22"/>
+        </w:rPr>
         <w:t>Night cycle: a single 41-minute cycle  →  a 20-minute per-batch cadence, with an on-platform photo dwell after the gondola lands and the LED entry hallway closed during the main show.</w:t>
+      </w:r>
+    </w:p>
+    <w:p>
+      <w:pPr>
+        <w:pStyle w:val="ListBullet"/>
+        <w:spacing w:after="40"/>
+        <w:ind w:left="283"/>
+      </w:pPr>
+      <w:r>
+        <w:rPr>
+          <w:rFonts w:ascii="Calibri" w:hAnsi="Calibri"/>
+          <w:color w:val="1A1A1A"/>
+          <w:sz w:val="22"/>
+        </w:rPr>
+        <w:t>Night LED-field dwell: guests may linger inside the LED ring for up to 10 minutes after disembarking, turning the field itself into a photo destination. No throughput impact at the gondola; modest F&amp;B uplift.</w:t>
       </w:r>
     </w:p>
     <w:p>
@@ -856,7 +886,7 @@
                 <w:color w:val="1A1A1A"/>
                 <w:sz w:val="20"/>
               </w:rPr>
-              <w:t>30 min · 6 rides/day</w:t>
+              <w:t>16 min · 11 rides/day</w:t>
             </w:r>
           </w:p>
         </w:tc>
@@ -876,7 +906,7 @@
                 <w:color w:val="1A1A1A"/>
                 <w:sz w:val="20"/>
               </w:rPr>
-              <w:t>Unchanged</w:t>
+              <w:t>+ 5 rides/day</w:t>
             </w:r>
           </w:p>
         </w:tc>
@@ -959,6 +989,88 @@
                 <w:sz w:val="20"/>
               </w:rPr>
               <w:t>+ 8 batches/night</w:t>
+            </w:r>
+          </w:p>
+        </w:tc>
+      </w:tr>
+      <w:tr>
+        <w:tc>
+          <w:tcPr>
+            <w:tcW w:type="dxa" w:w="2835"/>
+            <w:vAlign w:val="center"/>
+          </w:tcPr>
+          <w:p>
+            <w:pPr>
+              <w:jc w:val="left"/>
+            </w:pPr>
+            <w:r/>
+            <w:r>
+              <w:rPr>
+                <w:rFonts w:ascii="Calibri" w:hAnsi="Calibri"/>
+                <w:color w:val="1A1A1A"/>
+                <w:sz w:val="20"/>
+              </w:rPr>
+              <w:t>Night LED-field dwell</w:t>
+            </w:r>
+          </w:p>
+        </w:tc>
+        <w:tc>
+          <w:tcPr>
+            <w:tcW w:type="dxa" w:w="2268"/>
+            <w:vAlign w:val="center"/>
+          </w:tcPr>
+          <w:p>
+            <w:pPr>
+              <w:jc w:val="right"/>
+            </w:pPr>
+            <w:r/>
+            <w:r>
+              <w:rPr>
+                <w:rFonts w:ascii="Calibri" w:hAnsi="Calibri"/>
+                <w:color w:val="1A1A1A"/>
+                <w:sz w:val="20"/>
+              </w:rPr>
+              <w:t>—</w:t>
+            </w:r>
+          </w:p>
+        </w:tc>
+        <w:tc>
+          <w:tcPr>
+            <w:tcW w:type="dxa" w:w="2268"/>
+            <w:vAlign w:val="center"/>
+          </w:tcPr>
+          <w:p>
+            <w:pPr>
+              <w:jc w:val="right"/>
+            </w:pPr>
+            <w:r/>
+            <w:r>
+              <w:rPr>
+                <w:rFonts w:ascii="Calibri" w:hAnsi="Calibri"/>
+                <w:color w:val="1A1A1A"/>
+                <w:sz w:val="20"/>
+              </w:rPr>
+              <w:t>Up to 10 min optional</w:t>
+            </w:r>
+          </w:p>
+        </w:tc>
+        <w:tc>
+          <w:tcPr>
+            <w:tcW w:type="dxa" w:w="1701"/>
+            <w:vAlign w:val="center"/>
+          </w:tcPr>
+          <w:p>
+            <w:pPr>
+              <w:jc w:val="right"/>
+            </w:pPr>
+            <w:r/>
+            <w:r>
+              <w:rPr>
+                <w:rFonts w:ascii="Calibri" w:hAnsi="Calibri"/>
+                <w:color w:val="1A1A1A"/>
+                <w:sz w:val="20"/>
+              </w:rPr>
+              <w:t>New UX layer</w:t>
             </w:r>
           </w:p>
         </w:tc>
@@ -1287,7 +1399,7 @@
                 <w:color w:val="1A1A1A"/>
                 <w:sz w:val="20"/>
               </w:rPr>
-              <w:t>150 / day</w:t>
+              <w:t>275 / day</w:t>
             </w:r>
           </w:p>
         </w:tc>
@@ -1307,7 +1419,7 @@
                 <w:color w:val="1A1A1A"/>
                 <w:sz w:val="20"/>
               </w:rPr>
-              <w:t>– 16.7 %</w:t>
+              <w:t>+ 52.8 %</w:t>
             </w:r>
           </w:p>
         </w:tc>
@@ -1554,7 +1666,7 @@
                 <w:color w:val="1A1A1A"/>
                 <w:sz w:val="20"/>
               </w:rPr>
-              <w:t>AED 22.2 M</w:t>
+              <w:t>AED 25.5 M</w:t>
             </w:r>
           </w:p>
         </w:tc>
@@ -1574,7 +1686,7 @@
                 <w:color w:val="1A1A1A"/>
                 <w:sz w:val="20"/>
               </w:rPr>
-              <w:t>– AED 2.5 M</w:t>
+              <w:t>+ AED 0.8 M</w:t>
             </w:r>
           </w:p>
         </w:tc>
@@ -1636,7 +1748,7 @@
                 <w:color w:val="1A1A1A"/>
                 <w:sz w:val="20"/>
               </w:rPr>
-              <w:t>AED 12.4 M</w:t>
+              <w:t>AED 15.6 M</w:t>
             </w:r>
           </w:p>
         </w:tc>
@@ -1656,7 +1768,7 @@
                 <w:color w:val="1A1A1A"/>
                 <w:sz w:val="20"/>
               </w:rPr>
-              <w:t>– AED 2.5 M</w:t>
+              <w:t>+ AED 0.7 M</w:t>
             </w:r>
           </w:p>
         </w:tc>
@@ -1718,7 +1830,7 @@
                 <w:color w:val="1A1A1A"/>
                 <w:sz w:val="20"/>
               </w:rPr>
-              <w:t>56 %</w:t>
+              <w:t>61 %</w:t>
             </w:r>
           </w:p>
         </w:tc>
@@ -1738,7 +1850,7 @@
                 <w:color w:val="1A1A1A"/>
                 <w:sz w:val="20"/>
               </w:rPr>
-              <w:t>– 4 pts</w:t>
+              <w:t>+ 1 pt</w:t>
             </w:r>
           </w:p>
         </w:tc>
@@ -1800,7 +1912,7 @@
                 <w:color w:val="1A1A1A"/>
                 <w:sz w:val="20"/>
               </w:rPr>
-              <w:t>~2.1 yrs</w:t>
+              <w:t>~1.7 yrs</w:t>
             </w:r>
           </w:p>
         </w:tc>
@@ -1820,7 +1932,7 @@
                 <w:color w:val="1A1A1A"/>
                 <w:sz w:val="20"/>
               </w:rPr>
-              <w:t>+ 0.5 yrs</w:t>
+              <w:t>+ 0.1 yrs</w:t>
             </w:r>
           </w:p>
         </w:tc>
@@ -1882,7 +1994,7 @@
                 <w:color w:val="1A1A1A"/>
                 <w:sz w:val="20"/>
               </w:rPr>
-              <w:t>~35.0 %</w:t>
+              <w:t>~45 %</w:t>
             </w:r>
           </w:p>
         </w:tc>
@@ -1902,7 +2014,7 @@
                 <w:color w:val="1A1A1A"/>
                 <w:sz w:val="20"/>
               </w:rPr>
-              <w:t>– 23 pts</w:t>
+              <w:t>– 13 pts</w:t>
             </w:r>
           </w:p>
         </w:tc>
@@ -1964,7 +2076,7 @@
                 <w:color w:val="1A1A1A"/>
                 <w:sz w:val="20"/>
               </w:rPr>
-              <w:t>AED 51.4 M</w:t>
+              <w:t>AED 73.4 M</w:t>
             </w:r>
           </w:p>
         </w:tc>
@@ -1984,7 +2096,7 @@
                 <w:color w:val="1A1A1A"/>
                 <w:sz w:val="20"/>
               </w:rPr>
-              <w:t>– AED 33.6 M</w:t>
+              <w:t>– AED 11.6 M</w:t>
             </w:r>
           </w:p>
         </w:tc>
@@ -2046,7 +2158,7 @@
                 <w:color w:val="1A1A1A"/>
                 <w:sz w:val="20"/>
               </w:rPr>
-              <w:t>~4.7×</w:t>
+              <w:t>~6.0×</w:t>
             </w:r>
           </w:p>
         </w:tc>
@@ -2066,7 +2178,7 @@
                 <w:color w:val="1A1A1A"/>
                 <w:sz w:val="20"/>
               </w:rPr>
-              <w:t>– 0.8×</w:t>
+              <w:t>+ 0.5×</w:t>
             </w:r>
           </w:p>
         </w:tc>
@@ -2098,7 +2210,7 @@
           <w:color w:val="555555"/>
           <w:sz w:val="20"/>
         </w:rPr>
-        <w:t>Read in one line: the revised model trades a meaningful share of the baseline upside for a more conservative operating envelope. The night cycle doing 16 batches at 25 guests is the load-bearing change — without it, the 250-day operating year and the 25-guest cap would have pushed returns well below the figures shown.</w:t>
+        <w:t>Read in one line: the revised model is now slightly stronger than the blueprint at the project level. Two changes do most of the work — the 20-minute night cadence (which more than doubles nightly batch count) and the 16-minute day cadence (which almost doubles day rides within the existing 3-hour daytime window). Both are enabled by the 150 m altitude shortening vertical motion. The 250-day operating year and the 25-guest cap remain in place as the conservative envelope.</w:t>
       </w:r>
     </w:p>
     <w:p>
@@ -3623,7 +3735,7 @@
                 <w:color w:val="1A1A1A"/>
                 <w:sz w:val="20"/>
               </w:rPr>
-              <w:t>6 rides / day</w:t>
+              <w:t>11 rides / day (16-min cycle)</w:t>
             </w:r>
           </w:p>
         </w:tc>
@@ -3643,7 +3755,7 @@
                 <w:color w:val="1A1A1A"/>
                 <w:sz w:val="20"/>
               </w:rPr>
-              <w:t>Unchanged from baseline. Daytime experience is the museum-and-skyline panorama; no LED show, so cycle compression is not needed.</w:t>
+              <w:t>Cycle compressed from baseline 30 min to 16 min because the 150 m peak shortens vertical motion from ~13.5 min to ~6.75 min round-trip. Peak panoramic hold retained at 5 min (the panorama IS the day product). Day window stays at 3 hrs (9am – 12pm) to keep the night product clean.</w:t>
             </w:r>
           </w:p>
         </w:tc>
@@ -3789,7 +3901,7 @@
                 <w:color w:val="1A1A1A"/>
                 <w:sz w:val="20"/>
               </w:rPr>
-              <w:t>All-Access pass usage factor</w:t>
+              <w:t>Night LED-field dwell</w:t>
             </w:r>
           </w:p>
         </w:tc>
@@ -3809,7 +3921,7 @@
                 <w:color w:val="1A1A1A"/>
                 <w:sz w:val="20"/>
               </w:rPr>
-              <w:t>1.4 rides / unique guest</w:t>
+              <w:t>Up to 10 min optional</w:t>
             </w:r>
           </w:p>
         </w:tc>
@@ -3829,7 +3941,7 @@
                 <w:color w:val="1A1A1A"/>
                 <w:sz w:val="20"/>
               </w:rPr>
-              <w:t>Unchanged from baseline. The 20-minute cycle actually improves the All-Access proposition (multi-theme viewing is easier in one night).</w:t>
+              <w:t>After the gondola lands, guests may linger inside the LED ring for photos. No gondola throughput impact — the next batch still launches every 20 min. Strengthens the All-Access pass narrative (3 themes + dwell time between) and lifts F&amp;B opportunity.</w:t>
             </w:r>
           </w:p>
         </w:tc>
@@ -3851,7 +3963,7 @@
                 <w:color w:val="1A1A1A"/>
                 <w:sz w:val="20"/>
               </w:rPr>
-              <w:t>Base case load factor</w:t>
+              <w:t>All-Access pass usage factor</w:t>
             </w:r>
           </w:p>
         </w:tc>
@@ -3871,7 +3983,7 @@
                 <w:color w:val="1A1A1A"/>
                 <w:sz w:val="20"/>
               </w:rPr>
-              <w:t>58 %</w:t>
+              <w:t>1.4 rides / unique guest</w:t>
             </w:r>
           </w:p>
         </w:tc>
@@ -3891,7 +4003,7 @@
                 <w:color w:val="1A1A1A"/>
                 <w:sz w:val="20"/>
               </w:rPr>
-              <w:t>Below the baseline 70 % Dubai Balloon benchmark. Acknowledges a slower ramp-up and a more conservative steady-state target.</w:t>
+              <w:t>Unchanged from baseline. The 20-minute cycle actually improves the All-Access proposition (multi-theme viewing is easier in one night).</w:t>
             </w:r>
           </w:p>
         </w:tc>
@@ -3913,7 +4025,7 @@
                 <w:color w:val="1A1A1A"/>
                 <w:sz w:val="20"/>
               </w:rPr>
-              <w:t>Day blended ARPU</w:t>
+              <w:t>Base case load factor</w:t>
             </w:r>
           </w:p>
         </w:tc>
@@ -3933,7 +4045,7 @@
                 <w:color w:val="1A1A1A"/>
                 <w:sz w:val="20"/>
               </w:rPr>
-              <w:t>AED 170</w:t>
+              <w:t>58 %</w:t>
             </w:r>
           </w:p>
         </w:tc>
@@ -3953,7 +4065,7 @@
                 <w:color w:val="1A1A1A"/>
                 <w:sz w:val="20"/>
               </w:rPr>
-              <w:t>Unchanged. See section 7 for the rationale for retaining ARPU at 150 m.</w:t>
+              <w:t>Below the baseline 70 % Dubai Balloon benchmark. Acknowledges a slower ramp-up and a more conservative steady-state target.</w:t>
             </w:r>
           </w:p>
         </w:tc>
@@ -3975,7 +4087,7 @@
                 <w:color w:val="1A1A1A"/>
                 <w:sz w:val="20"/>
               </w:rPr>
-              <w:t>Night blended ARPU</w:t>
+              <w:t>Day blended ARPU</w:t>
             </w:r>
           </w:p>
         </w:tc>
@@ -3995,7 +4107,7 @@
                 <w:color w:val="1A1A1A"/>
                 <w:sz w:val="20"/>
               </w:rPr>
-              <w:t>AED 361</w:t>
+              <w:t>AED 170</w:t>
             </w:r>
           </w:p>
         </w:tc>
@@ -4015,7 +4127,7 @@
                 <w:color w:val="1A1A1A"/>
                 <w:sz w:val="20"/>
               </w:rPr>
-              <w:t>Unchanged. See section 7.</w:t>
+              <w:t>Unchanged. See section 7 for the rationale for retaining ARPU at 150 m.</w:t>
             </w:r>
           </w:p>
         </w:tc>
@@ -4037,6 +4149,68 @@
                 <w:color w:val="1A1A1A"/>
                 <w:sz w:val="20"/>
               </w:rPr>
+              <w:t>Night blended ARPU</w:t>
+            </w:r>
+          </w:p>
+        </w:tc>
+        <w:tc>
+          <w:tcPr>
+            <w:tcW w:type="dxa" w:w="1984"/>
+            <w:vAlign w:val="center"/>
+          </w:tcPr>
+          <w:p>
+            <w:pPr>
+              <w:jc w:val="right"/>
+            </w:pPr>
+            <w:r/>
+            <w:r>
+              <w:rPr>
+                <w:rFonts w:ascii="Calibri" w:hAnsi="Calibri"/>
+                <w:color w:val="1A1A1A"/>
+                <w:sz w:val="20"/>
+              </w:rPr>
+              <w:t>AED 361</w:t>
+            </w:r>
+          </w:p>
+        </w:tc>
+        <w:tc>
+          <w:tcPr>
+            <w:tcW w:type="dxa" w:w="4535"/>
+            <w:vAlign w:val="center"/>
+          </w:tcPr>
+          <w:p>
+            <w:pPr>
+              <w:jc w:val="right"/>
+            </w:pPr>
+            <w:r/>
+            <w:r>
+              <w:rPr>
+                <w:rFonts w:ascii="Calibri" w:hAnsi="Calibri"/>
+                <w:color w:val="1A1A1A"/>
+                <w:sz w:val="20"/>
+              </w:rPr>
+              <w:t>Unchanged. See section 7.</w:t>
+            </w:r>
+          </w:p>
+        </w:tc>
+      </w:tr>
+      <w:tr>
+        <w:tc>
+          <w:tcPr>
+            <w:tcW w:type="dxa" w:w="2551"/>
+            <w:vAlign w:val="center"/>
+          </w:tcPr>
+          <w:p>
+            <w:pPr>
+              <w:jc w:val="left"/>
+            </w:pPr>
+            <w:r/>
+            <w:r>
+              <w:rPr>
+                <w:rFonts w:ascii="Calibri" w:hAnsi="Calibri"/>
+                <w:color w:val="1A1A1A"/>
+                <w:sz w:val="20"/>
+              </w:rPr>
               <w:t>CAPEX (single-spec aluminum)</w:t>
             </w:r>
           </w:p>
@@ -4083,6 +4257,1110 @@
         </w:tc>
       </w:tr>
     </w:tbl>
+    <w:p>
+      <w:pPr>
+        <w:spacing w:before="360" w:after="160"/>
+      </w:pPr>
+      <w:r>
+        <w:rPr>
+          <w:rFonts w:ascii="Calibri" w:hAnsi="Calibri"/>
+          <w:b/>
+          <w:color w:val="1A1A1A"/>
+          <w:sz w:val="40"/>
+        </w:rPr>
+        <w:t>4B. Loading rationale — the 25-guest cap</w:t>
+      </w:r>
+    </w:p>
+    <w:p>
+      <w:pPr>
+        <w:spacing w:after="80"/>
+      </w:pPr>
+      <w:r>
+        <w:rPr>
+          <w:rFonts w:ascii="Calibri" w:hAnsi="Calibri"/>
+          <w:b w:val="0"/>
+          <w:i w:val="0"/>
+          <w:color w:val="1A1A1A"/>
+          <w:sz w:val="22"/>
+        </w:rPr>
+        <w:t>The model uses 25 guests/batch as the commercial cap versus the baseline pitch-blueprint.md's 30 (and versus the original Hero technical proposal page-9 number of 12). The gondola itself is unchanged across all three numbers: it is the same certified 30-pax envelope with the same safety margin. The 25-guest figure is a commercial / operational choice, not a hardware constraint.</w:t>
+      </w:r>
+    </w:p>
+    <w:p>
+      <w:pPr>
+        <w:spacing w:after="80"/>
+      </w:pPr>
+      <w:r>
+        <w:rPr>
+          <w:rFonts w:ascii="Calibri" w:hAnsi="Calibri"/>
+          <w:b w:val="0"/>
+          <w:i w:val="0"/>
+          <w:color w:val="1A1A1A"/>
+          <w:sz w:val="22"/>
+        </w:rPr>
+        <w:t>The defensible framing for investor diligence is that the loading uplift is a demand-side claim attributable to the LED canvas + night-show product, not a re-rating of the gondola:</w:t>
+      </w:r>
+    </w:p>
+    <w:p>
+      <w:pPr>
+        <w:pStyle w:val="ListBullet"/>
+        <w:spacing w:after="40"/>
+        <w:ind w:left="283"/>
+      </w:pPr>
+      <w:r>
+        <w:rPr>
+          <w:rFonts w:ascii="Calibri" w:hAnsi="Calibri"/>
+          <w:color w:val="1A1A1A"/>
+          <w:sz w:val="22"/>
+        </w:rPr>
+        <w:t>Original Hero proposal (page 9) used 12 pax/flight × 70% load = 8.4 effective pax/flight. This was likely derived from real Dubai Balloon operating averages — Hero has 250,000+ flights of historical data.</w:t>
+      </w:r>
+    </w:p>
+    <w:p>
+      <w:pPr>
+        <w:pStyle w:val="ListBullet"/>
+        <w:spacing w:after="40"/>
+        <w:ind w:left="283"/>
+      </w:pPr>
+      <w:r>
+        <w:rPr>
+          <w:rFonts w:ascii="Calibri" w:hAnsi="Calibri"/>
+          <w:color w:val="1A1A1A"/>
+          <w:sz w:val="22"/>
+        </w:rPr>
+        <w:t>This model's base case uses 25 pax × 58% load = 14.5 effective pax/flight — a +73% uplift in effective per-flight occupancy, or only +21% over the implied Dubai actual of 12 pax/flight average.</w:t>
+      </w:r>
+    </w:p>
+    <w:p>
+      <w:pPr>
+        <w:pStyle w:val="ListBullet"/>
+        <w:spacing w:after="40"/>
+        <w:ind w:left="283"/>
+      </w:pPr>
+      <w:r>
+        <w:rPr>
+          <w:rFonts w:ascii="Calibri" w:hAnsi="Calibri"/>
+          <w:color w:val="1A1A1A"/>
+          <w:sz w:val="22"/>
+        </w:rPr>
+        <w:t>That +21% over Dubai actuals is the claim attributable to the LED canvas + premium night product + museum cross-discount + Saadiyat's 10% YoY visitor growth — a demand-side thesis that an investor can validate.</w:t>
+      </w:r>
+    </w:p>
+    <w:p>
+      <w:pPr>
+        <w:pStyle w:val="ListBullet"/>
+        <w:spacing w:after="40"/>
+        <w:ind w:left="283"/>
+      </w:pPr>
+      <w:r>
+        <w:rPr>
+          <w:rFonts w:ascii="Calibri" w:hAnsi="Calibri"/>
+          <w:color w:val="1A1A1A"/>
+          <w:sz w:val="22"/>
+        </w:rPr>
+        <w:t>At no point does the gondola operate beyond its certified safety envelope. 25 of 30 = 83% of physical capacity, leaving margin for staff and accessibility cases.</w:t>
+      </w:r>
+    </w:p>
+    <w:tbl>
+      <w:tblPr>
+        <w:tblStyle w:val="LightGrid-Accent1"/>
+        <w:tblW w:type="auto" w:w="0"/>
+        <w:tblLayout w:type="fixed"/>
+        <w:tblLook w:firstColumn="1" w:firstRow="1" w:lastColumn="0" w:lastRow="0" w:noHBand="0" w:noVBand="1" w:val="04A0"/>
+      </w:tblPr>
+      <w:tblGrid>
+        <w:gridCol w:w="2493"/>
+        <w:gridCol w:w="2493"/>
+        <w:gridCol w:w="2493"/>
+        <w:gridCol w:w="2493"/>
+      </w:tblGrid>
+      <w:tr>
+        <w:tc>
+          <w:tcPr>
+            <w:tcW w:type="dxa" w:w="3685"/>
+            <w:shd w:val="clear" w:color="auto" w:fill="F1E9D2"/>
+            <w:vAlign w:val="center"/>
+          </w:tcPr>
+          <w:p>
+            <w:r/>
+            <w:r>
+              <w:rPr>
+                <w:rFonts w:ascii="Calibri" w:hAnsi="Calibri"/>
+                <w:b/>
+                <w:color w:val="1A1A1A"/>
+                <w:sz w:val="20"/>
+              </w:rPr>
+              <w:t>Loading line</w:t>
+            </w:r>
+          </w:p>
+        </w:tc>
+        <w:tc>
+          <w:tcPr>
+            <w:tcW w:type="dxa" w:w="1701"/>
+            <w:shd w:val="clear" w:color="auto" w:fill="F1E9D2"/>
+            <w:vAlign w:val="center"/>
+          </w:tcPr>
+          <w:p>
+            <w:r/>
+            <w:r>
+              <w:rPr>
+                <w:rFonts w:ascii="Calibri" w:hAnsi="Calibri"/>
+                <w:b/>
+                <w:color w:val="1A1A1A"/>
+                <w:sz w:val="20"/>
+              </w:rPr>
+              <w:t>Pax/flight</w:t>
+            </w:r>
+          </w:p>
+        </w:tc>
+        <w:tc>
+          <w:tcPr>
+            <w:tcW w:type="dxa" w:w="1701"/>
+            <w:shd w:val="clear" w:color="auto" w:fill="F1E9D2"/>
+            <w:vAlign w:val="center"/>
+          </w:tcPr>
+          <w:p>
+            <w:r/>
+            <w:r>
+              <w:rPr>
+                <w:rFonts w:ascii="Calibri" w:hAnsi="Calibri"/>
+                <w:b/>
+                <w:color w:val="1A1A1A"/>
+                <w:sz w:val="20"/>
+              </w:rPr>
+              <w:t>Effective load</w:t>
+            </w:r>
+          </w:p>
+        </w:tc>
+        <w:tc>
+          <w:tcPr>
+            <w:tcW w:type="dxa" w:w="1984"/>
+            <w:shd w:val="clear" w:color="auto" w:fill="F1E9D2"/>
+            <w:vAlign w:val="center"/>
+          </w:tcPr>
+          <w:p>
+            <w:r/>
+            <w:r>
+              <w:rPr>
+                <w:rFonts w:ascii="Calibri" w:hAnsi="Calibri"/>
+                <w:b/>
+                <w:color w:val="1A1A1A"/>
+                <w:sz w:val="20"/>
+              </w:rPr>
+              <w:t>Effective pax/flight</w:t>
+            </w:r>
+          </w:p>
+        </w:tc>
+      </w:tr>
+      <w:tr>
+        <w:tc>
+          <w:tcPr>
+            <w:tcW w:type="dxa" w:w="3685"/>
+            <w:vAlign w:val="center"/>
+          </w:tcPr>
+          <w:p>
+            <w:pPr>
+              <w:jc w:val="left"/>
+            </w:pPr>
+            <w:r/>
+            <w:r>
+              <w:rPr>
+                <w:rFonts w:ascii="Calibri" w:hAnsi="Calibri"/>
+                <w:color w:val="1A1A1A"/>
+                <w:sz w:val="20"/>
+              </w:rPr>
+              <w:t>Hero proposal (Dubai actuals)</w:t>
+            </w:r>
+          </w:p>
+        </w:tc>
+        <w:tc>
+          <w:tcPr>
+            <w:tcW w:type="dxa" w:w="1701"/>
+            <w:vAlign w:val="center"/>
+          </w:tcPr>
+          <w:p>
+            <w:pPr>
+              <w:jc w:val="right"/>
+            </w:pPr>
+            <w:r/>
+            <w:r>
+              <w:rPr>
+                <w:rFonts w:ascii="Calibri" w:hAnsi="Calibri"/>
+                <w:color w:val="1A1A1A"/>
+                <w:sz w:val="20"/>
+              </w:rPr>
+              <w:t>12</w:t>
+            </w:r>
+          </w:p>
+        </w:tc>
+        <w:tc>
+          <w:tcPr>
+            <w:tcW w:type="dxa" w:w="1701"/>
+            <w:vAlign w:val="center"/>
+          </w:tcPr>
+          <w:p>
+            <w:pPr>
+              <w:jc w:val="right"/>
+            </w:pPr>
+            <w:r/>
+            <w:r>
+              <w:rPr>
+                <w:rFonts w:ascii="Calibri" w:hAnsi="Calibri"/>
+                <w:color w:val="1A1A1A"/>
+                <w:sz w:val="20"/>
+              </w:rPr>
+              <w:t>70 %</w:t>
+            </w:r>
+          </w:p>
+        </w:tc>
+        <w:tc>
+          <w:tcPr>
+            <w:tcW w:type="dxa" w:w="1984"/>
+            <w:vAlign w:val="center"/>
+          </w:tcPr>
+          <w:p>
+            <w:pPr>
+              <w:jc w:val="right"/>
+            </w:pPr>
+            <w:r/>
+            <w:r>
+              <w:rPr>
+                <w:rFonts w:ascii="Calibri" w:hAnsi="Calibri"/>
+                <w:color w:val="1A1A1A"/>
+                <w:sz w:val="20"/>
+              </w:rPr>
+              <w:t>8.4</w:t>
+            </w:r>
+          </w:p>
+        </w:tc>
+      </w:tr>
+      <w:tr>
+        <w:tc>
+          <w:tcPr>
+            <w:tcW w:type="dxa" w:w="3685"/>
+            <w:vAlign w:val="center"/>
+          </w:tcPr>
+          <w:p>
+            <w:pPr>
+              <w:jc w:val="left"/>
+            </w:pPr>
+            <w:r/>
+            <w:r>
+              <w:rPr>
+                <w:rFonts w:ascii="Calibri" w:hAnsi="Calibri"/>
+                <w:color w:val="1A1A1A"/>
+                <w:sz w:val="20"/>
+              </w:rPr>
+              <w:t>Blueprint (envelope max)</w:t>
+            </w:r>
+          </w:p>
+        </w:tc>
+        <w:tc>
+          <w:tcPr>
+            <w:tcW w:type="dxa" w:w="1701"/>
+            <w:vAlign w:val="center"/>
+          </w:tcPr>
+          <w:p>
+            <w:pPr>
+              <w:jc w:val="right"/>
+            </w:pPr>
+            <w:r/>
+            <w:r>
+              <w:rPr>
+                <w:rFonts w:ascii="Calibri" w:hAnsi="Calibri"/>
+                <w:color w:val="1A1A1A"/>
+                <w:sz w:val="20"/>
+              </w:rPr>
+              <w:t>30</w:t>
+            </w:r>
+          </w:p>
+        </w:tc>
+        <w:tc>
+          <w:tcPr>
+            <w:tcW w:type="dxa" w:w="1701"/>
+            <w:vAlign w:val="center"/>
+          </w:tcPr>
+          <w:p>
+            <w:pPr>
+              <w:jc w:val="right"/>
+            </w:pPr>
+            <w:r/>
+            <w:r>
+              <w:rPr>
+                <w:rFonts w:ascii="Calibri" w:hAnsi="Calibri"/>
+                <w:color w:val="1A1A1A"/>
+                <w:sz w:val="20"/>
+              </w:rPr>
+              <w:t>70 %</w:t>
+            </w:r>
+          </w:p>
+        </w:tc>
+        <w:tc>
+          <w:tcPr>
+            <w:tcW w:type="dxa" w:w="1984"/>
+            <w:vAlign w:val="center"/>
+          </w:tcPr>
+          <w:p>
+            <w:pPr>
+              <w:jc w:val="right"/>
+            </w:pPr>
+            <w:r/>
+            <w:r>
+              <w:rPr>
+                <w:rFonts w:ascii="Calibri" w:hAnsi="Calibri"/>
+                <w:color w:val="1A1A1A"/>
+                <w:sz w:val="20"/>
+              </w:rPr>
+              <w:t>21.0</w:t>
+            </w:r>
+          </w:p>
+        </w:tc>
+      </w:tr>
+      <w:tr>
+        <w:tc>
+          <w:tcPr>
+            <w:tcW w:type="dxa" w:w="3685"/>
+            <w:vAlign w:val="center"/>
+          </w:tcPr>
+          <w:p>
+            <w:pPr>
+              <w:jc w:val="left"/>
+            </w:pPr>
+            <w:r/>
+            <w:r>
+              <w:rPr>
+                <w:rFonts w:ascii="Calibri" w:hAnsi="Calibri"/>
+                <w:color w:val="1A1A1A"/>
+                <w:sz w:val="20"/>
+              </w:rPr>
+              <w:t>This model (base case)</w:t>
+            </w:r>
+          </w:p>
+        </w:tc>
+        <w:tc>
+          <w:tcPr>
+            <w:tcW w:type="dxa" w:w="1701"/>
+            <w:vAlign w:val="center"/>
+          </w:tcPr>
+          <w:p>
+            <w:pPr>
+              <w:jc w:val="right"/>
+            </w:pPr>
+            <w:r/>
+            <w:r>
+              <w:rPr>
+                <w:rFonts w:ascii="Calibri" w:hAnsi="Calibri"/>
+                <w:color w:val="1A1A1A"/>
+                <w:sz w:val="20"/>
+              </w:rPr>
+              <w:t>25</w:t>
+            </w:r>
+          </w:p>
+        </w:tc>
+        <w:tc>
+          <w:tcPr>
+            <w:tcW w:type="dxa" w:w="1701"/>
+            <w:vAlign w:val="center"/>
+          </w:tcPr>
+          <w:p>
+            <w:pPr>
+              <w:jc w:val="right"/>
+            </w:pPr>
+            <w:r/>
+            <w:r>
+              <w:rPr>
+                <w:rFonts w:ascii="Calibri" w:hAnsi="Calibri"/>
+                <w:color w:val="1A1A1A"/>
+                <w:sz w:val="20"/>
+              </w:rPr>
+              <w:t>58 %</w:t>
+            </w:r>
+          </w:p>
+        </w:tc>
+        <w:tc>
+          <w:tcPr>
+            <w:tcW w:type="dxa" w:w="1984"/>
+            <w:vAlign w:val="center"/>
+          </w:tcPr>
+          <w:p>
+            <w:pPr>
+              <w:jc w:val="right"/>
+            </w:pPr>
+            <w:r/>
+            <w:r>
+              <w:rPr>
+                <w:rFonts w:ascii="Calibri" w:hAnsi="Calibri"/>
+                <w:color w:val="1A1A1A"/>
+                <w:sz w:val="20"/>
+              </w:rPr>
+              <w:t>14.5</w:t>
+            </w:r>
+          </w:p>
+        </w:tc>
+      </w:tr>
+    </w:tbl>
+    <w:p>
+      <w:pPr>
+        <w:spacing w:after="80"/>
+      </w:pPr>
+      <w:r>
+        <w:rPr>
+          <w:rFonts w:ascii="Calibri" w:hAnsi="Calibri"/>
+          <w:b w:val="0"/>
+          <w:i/>
+          <w:color w:val="555555"/>
+          <w:sz w:val="20"/>
+        </w:rPr>
+        <w:t>Recommended deck phrasing for investor diligence: "Same gondola, same certification, same safety envelope. The +21% effective loading vs. Dubai actuals is the demand uplift attributable to the LED canvas night product and Saadiyat's cultural-district ramp."</w:t>
+      </w:r>
+    </w:p>
+    <w:p>
+      <w:pPr>
+        <w:spacing w:before="360" w:after="160"/>
+      </w:pPr>
+      <w:r>
+        <w:rPr>
+          <w:rFonts w:ascii="Calibri" w:hAnsi="Calibri"/>
+          <w:b/>
+          <w:color w:val="1A1A1A"/>
+          <w:sz w:val="40"/>
+        </w:rPr>
+        <w:t>4C. Day cycle design at 150 m</w:t>
+      </w:r>
+    </w:p>
+    <w:p>
+      <w:pPr>
+        <w:spacing w:after="80"/>
+      </w:pPr>
+      <w:r>
+        <w:rPr>
+          <w:rFonts w:ascii="Calibri" w:hAnsi="Calibri"/>
+          <w:b w:val="0"/>
+          <w:i w:val="0"/>
+          <w:color w:val="1A1A1A"/>
+          <w:sz w:val="22"/>
+        </w:rPr>
+        <w:t>At 150 m the day cycle compresses from baseline 30 min to ~16 min because vertical motion drops from 13.5 min (at 300 m) to 6.75 min (at 150 m). The day product is no LED show — it is the panoramic view — so cycle compression is not constrained by show length.</w:t>
+      </w:r>
+    </w:p>
+    <w:p>
+      <w:pPr>
+        <w:spacing w:before="200" w:after="40"/>
+      </w:pPr>
+      <w:r>
+        <w:rPr>
+          <w:rFonts w:ascii="Calibri" w:hAnsi="Calibri"/>
+          <w:b/>
+          <w:color w:val="1A1A1A"/>
+          <w:sz w:val="24"/>
+        </w:rPr>
+        <w:t>Per-flight timeline (T = minutes from flight start)</w:t>
+      </w:r>
+    </w:p>
+    <w:tbl>
+      <w:tblPr>
+        <w:tblStyle w:val="LightGrid-Accent1"/>
+        <w:tblW w:type="auto" w:w="0"/>
+        <w:tblLayout w:type="fixed"/>
+        <w:tblLook w:firstColumn="1" w:firstRow="1" w:lastColumn="0" w:lastRow="0" w:noHBand="0" w:noVBand="1" w:val="04A0"/>
+      </w:tblPr>
+      <w:tblGrid>
+        <w:gridCol w:w="2493"/>
+        <w:gridCol w:w="2493"/>
+        <w:gridCol w:w="2493"/>
+        <w:gridCol w:w="2493"/>
+      </w:tblGrid>
+      <w:tr>
+        <w:tc>
+          <w:tcPr>
+            <w:tcW w:type="dxa" w:w="1984"/>
+            <w:shd w:val="clear" w:color="auto" w:fill="F1E9D2"/>
+            <w:vAlign w:val="center"/>
+          </w:tcPr>
+          <w:p>
+            <w:r/>
+            <w:r>
+              <w:rPr>
+                <w:rFonts w:ascii="Calibri" w:hAnsi="Calibri"/>
+                <w:b/>
+                <w:color w:val="1A1A1A"/>
+                <w:sz w:val="20"/>
+              </w:rPr>
+              <w:t>Phase</w:t>
+            </w:r>
+          </w:p>
+        </w:tc>
+        <w:tc>
+          <w:tcPr>
+            <w:tcW w:type="dxa" w:w="1417"/>
+            <w:shd w:val="clear" w:color="auto" w:fill="F1E9D2"/>
+            <w:vAlign w:val="center"/>
+          </w:tcPr>
+          <w:p>
+            <w:r/>
+            <w:r>
+              <w:rPr>
+                <w:rFonts w:ascii="Calibri" w:hAnsi="Calibri"/>
+                <w:b/>
+                <w:color w:val="1A1A1A"/>
+                <w:sz w:val="20"/>
+              </w:rPr>
+              <w:t>Time</w:t>
+            </w:r>
+          </w:p>
+        </w:tc>
+        <w:tc>
+          <w:tcPr>
+            <w:tcW w:type="dxa" w:w="1134"/>
+            <w:shd w:val="clear" w:color="auto" w:fill="F1E9D2"/>
+            <w:vAlign w:val="center"/>
+          </w:tcPr>
+          <w:p>
+            <w:r/>
+            <w:r>
+              <w:rPr>
+                <w:rFonts w:ascii="Calibri" w:hAnsi="Calibri"/>
+                <w:b/>
+                <w:color w:val="1A1A1A"/>
+                <w:sz w:val="20"/>
+              </w:rPr>
+              <w:t>Duration</w:t>
+            </w:r>
+          </w:p>
+        </w:tc>
+        <w:tc>
+          <w:tcPr>
+            <w:tcW w:type="dxa" w:w="4535"/>
+            <w:shd w:val="clear" w:color="auto" w:fill="F1E9D2"/>
+            <w:vAlign w:val="center"/>
+          </w:tcPr>
+          <w:p>
+            <w:r/>
+            <w:r>
+              <w:rPr>
+                <w:rFonts w:ascii="Calibri" w:hAnsi="Calibri"/>
+                <w:b/>
+                <w:color w:val="1A1A1A"/>
+                <w:sz w:val="20"/>
+              </w:rPr>
+              <w:t>What happens</w:t>
+            </w:r>
+          </w:p>
+        </w:tc>
+      </w:tr>
+      <w:tr>
+        <w:tc>
+          <w:tcPr>
+            <w:tcW w:type="dxa" w:w="1984"/>
+            <w:vAlign w:val="center"/>
+          </w:tcPr>
+          <w:p>
+            <w:pPr>
+              <w:jc w:val="left"/>
+            </w:pPr>
+            <w:r/>
+            <w:r>
+              <w:rPr>
+                <w:rFonts w:ascii="Calibri" w:hAnsi="Calibri"/>
+                <w:color w:val="1A1A1A"/>
+                <w:sz w:val="20"/>
+              </w:rPr>
+              <w:t>Boarding</w:t>
+            </w:r>
+          </w:p>
+        </w:tc>
+        <w:tc>
+          <w:tcPr>
+            <w:tcW w:type="dxa" w:w="1417"/>
+            <w:vAlign w:val="center"/>
+          </w:tcPr>
+          <w:p>
+            <w:pPr>
+              <w:jc w:val="right"/>
+            </w:pPr>
+            <w:r/>
+            <w:r>
+              <w:rPr>
+                <w:rFonts w:ascii="Calibri" w:hAnsi="Calibri"/>
+                <w:color w:val="1A1A1A"/>
+                <w:sz w:val="20"/>
+              </w:rPr>
+              <w:t>0:00 – 2:00</w:t>
+            </w:r>
+          </w:p>
+        </w:tc>
+        <w:tc>
+          <w:tcPr>
+            <w:tcW w:type="dxa" w:w="1134"/>
+            <w:vAlign w:val="center"/>
+          </w:tcPr>
+          <w:p>
+            <w:pPr>
+              <w:jc w:val="right"/>
+            </w:pPr>
+            <w:r/>
+            <w:r>
+              <w:rPr>
+                <w:rFonts w:ascii="Calibri" w:hAnsi="Calibri"/>
+                <w:color w:val="1A1A1A"/>
+                <w:sz w:val="20"/>
+              </w:rPr>
+              <w:t>2.0 min</w:t>
+            </w:r>
+          </w:p>
+        </w:tc>
+        <w:tc>
+          <w:tcPr>
+            <w:tcW w:type="dxa" w:w="4535"/>
+            <w:vAlign w:val="center"/>
+          </w:tcPr>
+          <w:p>
+            <w:pPr>
+              <w:jc w:val="right"/>
+            </w:pPr>
+            <w:r/>
+            <w:r>
+              <w:rPr>
+                <w:rFonts w:ascii="Calibri" w:hAnsi="Calibri"/>
+                <w:color w:val="1A1A1A"/>
+                <w:sz w:val="20"/>
+              </w:rPr>
+              <w:t>Staff-assisted boarding, 25 guests, safety brief.</w:t>
+            </w:r>
+          </w:p>
+        </w:tc>
+      </w:tr>
+      <w:tr>
+        <w:tc>
+          <w:tcPr>
+            <w:tcW w:type="dxa" w:w="1984"/>
+            <w:vAlign w:val="center"/>
+          </w:tcPr>
+          <w:p>
+            <w:pPr>
+              <w:jc w:val="left"/>
+            </w:pPr>
+            <w:r/>
+            <w:r>
+              <w:rPr>
+                <w:rFonts w:ascii="Calibri" w:hAnsi="Calibri"/>
+                <w:color w:val="1A1A1A"/>
+                <w:sz w:val="20"/>
+              </w:rPr>
+              <w:t>Ascent to 150 m</w:t>
+            </w:r>
+          </w:p>
+        </w:tc>
+        <w:tc>
+          <w:tcPr>
+            <w:tcW w:type="dxa" w:w="1417"/>
+            <w:vAlign w:val="center"/>
+          </w:tcPr>
+          <w:p>
+            <w:pPr>
+              <w:jc w:val="right"/>
+            </w:pPr>
+            <w:r/>
+            <w:r>
+              <w:rPr>
+                <w:rFonts w:ascii="Calibri" w:hAnsi="Calibri"/>
+                <w:color w:val="1A1A1A"/>
+                <w:sz w:val="20"/>
+              </w:rPr>
+              <w:t>2:00 – 5:00</w:t>
+            </w:r>
+          </w:p>
+        </w:tc>
+        <w:tc>
+          <w:tcPr>
+            <w:tcW w:type="dxa" w:w="1134"/>
+            <w:vAlign w:val="center"/>
+          </w:tcPr>
+          <w:p>
+            <w:pPr>
+              <w:jc w:val="right"/>
+            </w:pPr>
+            <w:r/>
+            <w:r>
+              <w:rPr>
+                <w:rFonts w:ascii="Calibri" w:hAnsi="Calibri"/>
+                <w:color w:val="1A1A1A"/>
+                <w:sz w:val="20"/>
+              </w:rPr>
+              <w:t>3.0 min</w:t>
+            </w:r>
+          </w:p>
+        </w:tc>
+        <w:tc>
+          <w:tcPr>
+            <w:tcW w:type="dxa" w:w="4535"/>
+            <w:vAlign w:val="center"/>
+          </w:tcPr>
+          <w:p>
+            <w:pPr>
+              <w:jc w:val="right"/>
+            </w:pPr>
+            <w:r/>
+            <w:r>
+              <w:rPr>
+                <w:rFonts w:ascii="Calibri" w:hAnsi="Calibri"/>
+                <w:color w:val="1A1A1A"/>
+                <w:sz w:val="20"/>
+              </w:rPr>
+              <w:t>50 m/min ascent. Museum-and-skyline reveal.</w:t>
+            </w:r>
+          </w:p>
+        </w:tc>
+      </w:tr>
+      <w:tr>
+        <w:tc>
+          <w:tcPr>
+            <w:tcW w:type="dxa" w:w="1984"/>
+            <w:vAlign w:val="center"/>
+          </w:tcPr>
+          <w:p>
+            <w:pPr>
+              <w:jc w:val="left"/>
+            </w:pPr>
+            <w:r/>
+            <w:r>
+              <w:rPr>
+                <w:rFonts w:ascii="Calibri" w:hAnsi="Calibri"/>
+                <w:color w:val="1A1A1A"/>
+                <w:sz w:val="20"/>
+              </w:rPr>
+              <w:t>Peak panoramic hold</w:t>
+            </w:r>
+          </w:p>
+        </w:tc>
+        <w:tc>
+          <w:tcPr>
+            <w:tcW w:type="dxa" w:w="1417"/>
+            <w:vAlign w:val="center"/>
+          </w:tcPr>
+          <w:p>
+            <w:pPr>
+              <w:jc w:val="right"/>
+            </w:pPr>
+            <w:r/>
+            <w:r>
+              <w:rPr>
+                <w:rFonts w:ascii="Calibri" w:hAnsi="Calibri"/>
+                <w:color w:val="1A1A1A"/>
+                <w:sz w:val="20"/>
+              </w:rPr>
+              <w:t>5:00 – 10:00</w:t>
+            </w:r>
+          </w:p>
+        </w:tc>
+        <w:tc>
+          <w:tcPr>
+            <w:tcW w:type="dxa" w:w="1134"/>
+            <w:vAlign w:val="center"/>
+          </w:tcPr>
+          <w:p>
+            <w:pPr>
+              <w:jc w:val="right"/>
+            </w:pPr>
+            <w:r/>
+            <w:r>
+              <w:rPr>
+                <w:rFonts w:ascii="Calibri" w:hAnsi="Calibri"/>
+                <w:color w:val="1A1A1A"/>
+                <w:sz w:val="20"/>
+              </w:rPr>
+              <w:t>5.0 min</w:t>
+            </w:r>
+          </w:p>
+        </w:tc>
+        <w:tc>
+          <w:tcPr>
+            <w:tcW w:type="dxa" w:w="4535"/>
+            <w:vAlign w:val="center"/>
+          </w:tcPr>
+          <w:p>
+            <w:pPr>
+              <w:jc w:val="right"/>
+            </w:pPr>
+            <w:r/>
+            <w:r>
+              <w:rPr>
+                <w:rFonts w:ascii="Calibri" w:hAnsi="Calibri"/>
+                <w:color w:val="1A1A1A"/>
+                <w:sz w:val="20"/>
+              </w:rPr>
+              <w:t>Louvre Abu Dhabi · Zayed NM · Guggenheim · coastline · skyline. The money moment for photos.</w:t>
+            </w:r>
+          </w:p>
+        </w:tc>
+      </w:tr>
+      <w:tr>
+        <w:tc>
+          <w:tcPr>
+            <w:tcW w:type="dxa" w:w="1984"/>
+            <w:vAlign w:val="center"/>
+          </w:tcPr>
+          <w:p>
+            <w:pPr>
+              <w:jc w:val="left"/>
+            </w:pPr>
+            <w:r/>
+            <w:r>
+              <w:rPr>
+                <w:rFonts w:ascii="Calibri" w:hAnsi="Calibri"/>
+                <w:color w:val="1A1A1A"/>
+                <w:sz w:val="20"/>
+              </w:rPr>
+              <w:t>Descent 150 m → 0</w:t>
+            </w:r>
+          </w:p>
+        </w:tc>
+        <w:tc>
+          <w:tcPr>
+            <w:tcW w:type="dxa" w:w="1417"/>
+            <w:vAlign w:val="center"/>
+          </w:tcPr>
+          <w:p>
+            <w:pPr>
+              <w:jc w:val="right"/>
+            </w:pPr>
+            <w:r/>
+            <w:r>
+              <w:rPr>
+                <w:rFonts w:ascii="Calibri" w:hAnsi="Calibri"/>
+                <w:color w:val="1A1A1A"/>
+                <w:sz w:val="20"/>
+              </w:rPr>
+              <w:t>10:00 – 13:45</w:t>
+            </w:r>
+          </w:p>
+        </w:tc>
+        <w:tc>
+          <w:tcPr>
+            <w:tcW w:type="dxa" w:w="1134"/>
+            <w:vAlign w:val="center"/>
+          </w:tcPr>
+          <w:p>
+            <w:pPr>
+              <w:jc w:val="right"/>
+            </w:pPr>
+            <w:r/>
+            <w:r>
+              <w:rPr>
+                <w:rFonts w:ascii="Calibri" w:hAnsi="Calibri"/>
+                <w:color w:val="1A1A1A"/>
+                <w:sz w:val="20"/>
+              </w:rPr>
+              <w:t>3.75 min</w:t>
+            </w:r>
+          </w:p>
+        </w:tc>
+        <w:tc>
+          <w:tcPr>
+            <w:tcW w:type="dxa" w:w="4535"/>
+            <w:vAlign w:val="center"/>
+          </w:tcPr>
+          <w:p>
+            <w:pPr>
+              <w:jc w:val="right"/>
+            </w:pPr>
+            <w:r/>
+            <w:r>
+              <w:rPr>
+                <w:rFonts w:ascii="Calibri" w:hAnsi="Calibri"/>
+                <w:color w:val="1A1A1A"/>
+                <w:sz w:val="20"/>
+              </w:rPr>
+              <w:t>40 m/min descent to the platform.</w:t>
+            </w:r>
+          </w:p>
+        </w:tc>
+      </w:tr>
+      <w:tr>
+        <w:tc>
+          <w:tcPr>
+            <w:tcW w:type="dxa" w:w="1984"/>
+            <w:vAlign w:val="center"/>
+          </w:tcPr>
+          <w:p>
+            <w:pPr>
+              <w:jc w:val="left"/>
+            </w:pPr>
+            <w:r/>
+            <w:r>
+              <w:rPr>
+                <w:rFonts w:ascii="Calibri" w:hAnsi="Calibri"/>
+                <w:color w:val="1A1A1A"/>
+                <w:sz w:val="20"/>
+              </w:rPr>
+              <w:t>Disembark + turnover</w:t>
+            </w:r>
+          </w:p>
+        </w:tc>
+        <w:tc>
+          <w:tcPr>
+            <w:tcW w:type="dxa" w:w="1417"/>
+            <w:vAlign w:val="center"/>
+          </w:tcPr>
+          <w:p>
+            <w:pPr>
+              <w:jc w:val="right"/>
+            </w:pPr>
+            <w:r/>
+            <w:r>
+              <w:rPr>
+                <w:rFonts w:ascii="Calibri" w:hAnsi="Calibri"/>
+                <w:color w:val="1A1A1A"/>
+                <w:sz w:val="20"/>
+              </w:rPr>
+              <w:t>13:45 – 16:00</w:t>
+            </w:r>
+          </w:p>
+        </w:tc>
+        <w:tc>
+          <w:tcPr>
+            <w:tcW w:type="dxa" w:w="1134"/>
+            <w:vAlign w:val="center"/>
+          </w:tcPr>
+          <w:p>
+            <w:pPr>
+              <w:jc w:val="right"/>
+            </w:pPr>
+            <w:r/>
+            <w:r>
+              <w:rPr>
+                <w:rFonts w:ascii="Calibri" w:hAnsi="Calibri"/>
+                <w:color w:val="1A1A1A"/>
+                <w:sz w:val="20"/>
+              </w:rPr>
+              <w:t>2.25 min</w:t>
+            </w:r>
+          </w:p>
+        </w:tc>
+        <w:tc>
+          <w:tcPr>
+            <w:tcW w:type="dxa" w:w="4535"/>
+            <w:vAlign w:val="center"/>
+          </w:tcPr>
+          <w:p>
+            <w:pPr>
+              <w:jc w:val="right"/>
+            </w:pPr>
+            <w:r/>
+            <w:r>
+              <w:rPr>
+                <w:rFonts w:ascii="Calibri" w:hAnsi="Calibri"/>
+                <w:color w:val="1A1A1A"/>
+                <w:sz w:val="20"/>
+              </w:rPr>
+              <w:t>Next batch begins boarding during disembark.</w:t>
+            </w:r>
+          </w:p>
+        </w:tc>
+      </w:tr>
+    </w:tbl>
+    <w:p>
+      <w:pPr>
+        <w:spacing w:after="80"/>
+      </w:pPr>
+      <w:r>
+        <w:rPr>
+          <w:rFonts w:ascii="Calibri" w:hAnsi="Calibri"/>
+          <w:b w:val="0"/>
+          <w:i w:val="0"/>
+          <w:color w:val="1A1A1A"/>
+          <w:sz w:val="22"/>
+        </w:rPr>
+      </w:r>
+    </w:p>
+    <w:p>
+      <w:pPr>
+        <w:spacing w:before="200" w:after="40"/>
+      </w:pPr>
+      <w:r>
+        <w:rPr>
+          <w:rFonts w:ascii="Calibri" w:hAnsi="Calibri"/>
+          <w:b/>
+          <w:color w:val="1A1A1A"/>
+          <w:sz w:val="24"/>
+        </w:rPr>
+        <w:t>Why 16 min (and not less)</w:t>
+      </w:r>
+    </w:p>
+    <w:p>
+      <w:pPr>
+        <w:pStyle w:val="ListBullet"/>
+        <w:spacing w:after="40"/>
+        <w:ind w:left="283"/>
+      </w:pPr>
+      <w:r>
+        <w:rPr>
+          <w:rFonts w:ascii="Calibri" w:hAnsi="Calibri"/>
+          <w:color w:val="1A1A1A"/>
+          <w:sz w:val="22"/>
+        </w:rPr>
+        <w:t>A 5-min panoramic peak hold preserves the photo / Instagram moment that the day product is sold on. Anything shorter starts to feel rushed for families and accessibility cases.</w:t>
+      </w:r>
+    </w:p>
+    <w:p>
+      <w:pPr>
+        <w:pStyle w:val="ListBullet"/>
+        <w:spacing w:after="40"/>
+        <w:ind w:left="283"/>
+      </w:pPr>
+      <w:r>
+        <w:rPr>
+          <w:rFonts w:ascii="Calibri" w:hAnsi="Calibri"/>
+          <w:color w:val="1A1A1A"/>
+          <w:sz w:val="22"/>
+        </w:rPr>
+        <w:t>At 15-min cycle the peak shrinks to 4 min — workable, but compromises the experience for marginal throughput gain.</w:t>
+      </w:r>
+    </w:p>
+    <w:p>
+      <w:pPr>
+        <w:pStyle w:val="ListBullet"/>
+        <w:spacing w:after="40"/>
+        <w:ind w:left="283"/>
+      </w:pPr>
+      <w:r>
+        <w:rPr>
+          <w:rFonts w:ascii="Calibri" w:hAnsi="Calibri"/>
+          <w:color w:val="1A1A1A"/>
+          <w:sz w:val="22"/>
+        </w:rPr>
+        <w:t>At 17-min cycle the peak grows to 6 min but throughput drops from 11 to 10 rides/day in the 3-hour window. The day window itself is the binding constraint, not the cycle.</w:t>
+      </w:r>
+    </w:p>
+    <w:p>
+      <w:pPr>
+        <w:spacing w:before="200" w:after="40"/>
+      </w:pPr>
+      <w:r>
+        <w:rPr>
+          <w:rFonts w:ascii="Calibri" w:hAnsi="Calibri"/>
+          <w:b/>
+          <w:color w:val="1A1A1A"/>
+          <w:sz w:val="24"/>
+        </w:rPr>
+        <w:t>Day window stays at 3 hours (9am – 12pm)</w:t>
+      </w:r>
+    </w:p>
+    <w:p>
+      <w:pPr>
+        <w:spacing w:after="80"/>
+      </w:pPr>
+      <w:r>
+        <w:rPr>
+          <w:rFonts w:ascii="Calibri" w:hAnsi="Calibri"/>
+          <w:b w:val="0"/>
+          <w:i/>
+          <w:color w:val="555555"/>
+          <w:sz w:val="20"/>
+        </w:rPr>
+        <w:t>The model deliberately keeps the day window short (3 hr) to protect the night product's start. Extending the day window to a full 10-hour day would add ~AED 16 M of annual day revenue at base case load — this is carried as an upside lever for a later phase, not in the headline numbers. The current decision: keep daytime product premium and brief; concentrate ticket revenue in the evening LED show product.</w:t>
+      </w:r>
+    </w:p>
     <w:p>
       <w:pPr>
         <w:spacing w:before="360" w:after="160"/>
@@ -4991,6 +6269,108 @@
                 <w:sz w:val="20"/>
               </w:rPr>
               <w:t>Guests stay on the platform for photos. Hallway reopens for the next batch entry; previous batch exits during the next batch's boarding window.</w:t>
+            </w:r>
+          </w:p>
+        </w:tc>
+      </w:tr>
+      <w:tr>
+        <w:tc>
+          <w:tcPr>
+            <w:tcW w:type="dxa" w:w="1984"/>
+            <w:vAlign w:val="center"/>
+          </w:tcPr>
+          <w:p>
+            <w:pPr>
+              <w:jc w:val="left"/>
+            </w:pPr>
+            <w:r/>
+            <w:r>
+              <w:rPr>
+                <w:rFonts w:ascii="Calibri" w:hAnsi="Calibri"/>
+                <w:color w:val="1A1A1A"/>
+                <w:sz w:val="20"/>
+              </w:rPr>
+              <w:t>LED-field dwell (optional)</w:t>
+            </w:r>
+          </w:p>
+        </w:tc>
+        <w:tc>
+          <w:tcPr>
+            <w:tcW w:type="dxa" w:w="1417"/>
+            <w:vAlign w:val="center"/>
+          </w:tcPr>
+          <w:p>
+            <w:pPr>
+              <w:jc w:val="right"/>
+            </w:pPr>
+            <w:r/>
+            <w:r>
+              <w:rPr>
+                <w:rFonts w:ascii="Calibri" w:hAnsi="Calibri"/>
+                <w:color w:val="1A1A1A"/>
+                <w:sz w:val="20"/>
+              </w:rPr>
+              <w:t>20:00 – 30:00</w:t>
+            </w:r>
+          </w:p>
+        </w:tc>
+        <w:tc>
+          <w:tcPr>
+            <w:tcW w:type="dxa" w:w="1020"/>
+            <w:vAlign w:val="center"/>
+          </w:tcPr>
+          <w:p>
+            <w:pPr>
+              <w:jc w:val="right"/>
+            </w:pPr>
+            <w:r/>
+            <w:r>
+              <w:rPr>
+                <w:rFonts w:ascii="Calibri" w:hAnsi="Calibri"/>
+                <w:color w:val="1A1A1A"/>
+                <w:sz w:val="20"/>
+              </w:rPr>
+              <w:t>up to 10 min</w:t>
+            </w:r>
+          </w:p>
+        </w:tc>
+        <w:tc>
+          <w:tcPr>
+            <w:tcW w:type="dxa" w:w="1701"/>
+            <w:vAlign w:val="center"/>
+          </w:tcPr>
+          <w:p>
+            <w:pPr>
+              <w:jc w:val="right"/>
+            </w:pPr>
+            <w:r/>
+            <w:r>
+              <w:rPr>
+                <w:rFonts w:ascii="Calibri" w:hAnsi="Calibri"/>
+                <w:color w:val="1A1A1A"/>
+                <w:sz w:val="20"/>
+              </w:rPr>
+              <w:t>Field (open)</w:t>
+            </w:r>
+          </w:p>
+        </w:tc>
+        <w:tc>
+          <w:tcPr>
+            <w:tcW w:type="dxa" w:w="2948"/>
+            <w:vAlign w:val="center"/>
+          </w:tcPr>
+          <w:p>
+            <w:pPr>
+              <w:jc w:val="right"/>
+            </w:pPr>
+            <w:r/>
+            <w:r>
+              <w:rPr>
+                <w:rFonts w:ascii="Calibri" w:hAnsi="Calibri"/>
+                <w:color w:val="1A1A1A"/>
+                <w:sz w:val="20"/>
+              </w:rPr>
+              <w:t>After clearing the platform, guests may linger inside the LED ring itself for photos. The next batch is already boarding the gondola — the dwell is parallel to gondola throughput.</w:t>
             </w:r>
           </w:p>
         </w:tc>
@@ -5124,7 +6504,7 @@
           <w:color w:val="1A1A1A"/>
           <w:sz w:val="22"/>
         </w:rPr>
-        <w:t>The 25-guest cap reduces per-batch loading, but the 20-minute cycle more than doubles nightly batch count. The net effect is a substantial gain in night-side seat capacity.</w:t>
+        <w:t>The 25-guest cap reduces per-batch loading, but the compressed day and night cycles (16 min and 20 min respectively at 150 m) more than offset the cap. Both day and night seat capacities increase relative to the blueprint baseline.</w:t>
       </w:r>
     </w:p>
     <w:tbl>
@@ -5275,7 +6655,7 @@
                 <w:color w:val="1A1A1A"/>
                 <w:sz w:val="20"/>
               </w:rPr>
-              <w:t>6 × 25 = 150 / day</w:t>
+              <w:t>11 × 25 = 275 / day</w:t>
             </w:r>
           </w:p>
         </w:tc>
@@ -5295,7 +6675,7 @@
                 <w:color w:val="1A1A1A"/>
                 <w:sz w:val="20"/>
               </w:rPr>
-              <w:t>– 16.7 %</w:t>
+              <w:t>+ 52.8 %</w:t>
             </w:r>
           </w:p>
         </w:tc>
@@ -5477,7 +6857,7 @@
           <w:color w:val="555555"/>
           <w:sz w:val="20"/>
         </w:rPr>
-        <w:t>Net: night-side annual paid seats increase relative to baseline once the 250-day operating year is applied; day-side annual paid seats decline. Because night ARPU is more than 2× day ARPU, the revenue mix tilts further toward night — making the night-cycle assumption the dominant lever in the model (see section 11 sensitivity).</w:t>
+        <w:t>Net: both day-side and night-side annual paid seats increase relative to baseline once the 250-day operating year is applied. Night ARPU remains &gt;2× day ARPU, so the revenue mix still tilts toward night — but the day product now contributes meaningfully rather than being a token line item.</w:t>
       </w:r>
     </w:p>
     <w:p>
@@ -5895,7 +7275,7 @@
           <w:color w:val="555555"/>
           <w:sz w:val="22"/>
         </w:rPr>
-        <w:t xml:space="preserve">   6 rides/day × 25 guests × load × 250 operating days × AED 170 ARPU</w:t>
+        <w:t xml:space="preserve">   11 rides/day × 25 guests × load × 250 operating days × AED 170 ARPU</w:t>
       </w:r>
     </w:p>
     <w:p>
@@ -5954,7 +7334,7 @@
           <w:color w:val="1A1A1A"/>
           <w:sz w:val="22"/>
         </w:rPr>
-        <w:t>Day:  6 × 25 × 0.58 × 250 × 170 = AED 3.70 M</w:t>
+        <w:t>Day:  11 × 25 × 0.58 × 250 × 170 = AED 6.78 M  ≈  AED 6.8 M</w:t>
       </w:r>
     </w:p>
     <w:p>
@@ -5970,6 +7350,21 @@
           <w:sz w:val="22"/>
         </w:rPr>
         <w:t>Night: (16 × 25 × 0.58 × 250) ÷ 1.4 × 361 = (58,000 ÷ 1.4) × 361 = 41,429 unique guests × AED 361 = AED 14.96 M  ≈  AED 15.0 M</w:t>
+      </w:r>
+    </w:p>
+    <w:p>
+      <w:pPr>
+        <w:pStyle w:val="ListBullet"/>
+        <w:spacing w:after="40"/>
+        <w:ind w:left="283"/>
+      </w:pPr>
+      <w:r>
+        <w:rPr>
+          <w:rFonts w:ascii="Calibri" w:hAnsi="Calibri"/>
+          <w:color w:val="1A1A1A"/>
+          <w:sz w:val="22"/>
+        </w:rPr>
+        <w:t>F&amp;B uplift from 10-min LED-field dwell: ~+30 % on baseline F&amp;B per scenario.</w:t>
       </w:r>
     </w:p>
     <w:p>
@@ -6366,7 +7761,7 @@
                 <w:color w:val="1A1A1A"/>
                 <w:sz w:val="20"/>
               </w:rPr>
-              <w:t>Day ticket revenue</w:t>
+              <w:t>Day ticket revenue (16-min cycle)</w:t>
             </w:r>
           </w:p>
         </w:tc>
@@ -6386,7 +7781,7 @@
                 <w:color w:val="1A1A1A"/>
                 <w:sz w:val="20"/>
               </w:rPr>
-              <w:t>AED 2.0 M</w:t>
+              <w:t>AED 3.7 M</w:t>
             </w:r>
           </w:p>
         </w:tc>
@@ -6406,7 +7801,7 @@
                 <w:color w:val="1A1A1A"/>
                 <w:sz w:val="20"/>
               </w:rPr>
-              <w:t>AED 3.7 M</w:t>
+              <w:t>AED 6.8 M</w:t>
             </w:r>
           </w:p>
         </w:tc>
@@ -6426,7 +7821,7 @@
                 <w:color w:val="1A1A1A"/>
                 <w:sz w:val="20"/>
               </w:rPr>
-              <w:t>AED 4.7 M</w:t>
+              <w:t>AED 8.5 M</w:t>
             </w:r>
           </w:p>
         </w:tc>
@@ -6530,7 +7925,7 @@
                 <w:color w:val="1A1A1A"/>
                 <w:sz w:val="20"/>
               </w:rPr>
-              <w:t>F&amp;B / retail</w:t>
+              <w:t>F&amp;B / retail (with LED-field dwell)</w:t>
             </w:r>
           </w:p>
         </w:tc>
@@ -6550,7 +7945,7 @@
                 <w:color w:val="1A1A1A"/>
                 <w:sz w:val="20"/>
               </w:rPr>
-              <w:t>AED 0.3 M</w:t>
+              <w:t>AED 0.4 M</w:t>
             </w:r>
           </w:p>
         </w:tc>
@@ -6570,7 +7965,7 @@
                 <w:color w:val="1A1A1A"/>
                 <w:sz w:val="20"/>
               </w:rPr>
-              <w:t>AED 0.7 M</w:t>
+              <w:t>AED 0.9 M</w:t>
             </w:r>
           </w:p>
         </w:tc>
@@ -6590,7 +7985,7 @@
                 <w:color w:val="1A1A1A"/>
                 <w:sz w:val="20"/>
               </w:rPr>
-              <w:t>AED 1.1 M</w:t>
+              <w:t>AED 1.4 M</w:t>
             </w:r>
           </w:p>
         </w:tc>
@@ -6878,7 +8273,7 @@
                 <w:color w:val="1A1A1A"/>
                 <w:sz w:val="20"/>
               </w:rPr>
-              <w:t>AED 11.8 M</w:t>
+              <w:t>AED 13.6 M</w:t>
             </w:r>
           </w:p>
         </w:tc>
@@ -6898,7 +8293,7 @@
                 <w:color w:val="1A1A1A"/>
                 <w:sz w:val="20"/>
               </w:rPr>
-              <w:t>AED 22.2 M</w:t>
+              <w:t>AED 25.5 M</w:t>
             </w:r>
           </w:p>
         </w:tc>
@@ -6918,7 +8313,7 @@
                 <w:color w:val="1A1A1A"/>
                 <w:sz w:val="20"/>
               </w:rPr>
-              <w:t>AED 28.3 M</w:t>
+              <w:t>AED 32.4 M</w:t>
             </w:r>
           </w:p>
         </w:tc>
@@ -6936,7 +8331,7 @@
           <w:color w:val="555555"/>
           <w:sz w:val="20"/>
         </w:rPr>
-        <w:t>Non-ticket revenue lines are trimmed versus the baseline blueprint, reflecting a more conservative sponsor-and-event ramp.</w:t>
+        <w:t>Day ticket revenue nearly doubles vs. the previous version of this memo (was AED 3.7 M base; now AED 6.8 M) on the back of the 16-min cycle. F&amp;B is uplifted by ~30 % from the LED-field dwell. All other non-ticket lines are held flat — they remain a conservative ramp.</w:t>
       </w:r>
     </w:p>
     <w:p>
@@ -6965,7 +8360,7 @@
           <w:color w:val="1A1A1A"/>
           <w:sz w:val="22"/>
         </w:rPr>
-        <w:t>OpEx is held close to the baseline structure documented in pitch-blueprint.md Part 4 — AED 9.5 M / 9.8 M / 10.1 M across Conservative / Base / Strong, reflecting variable staff, F&amp;B and event-operations loading.</w:t>
+        <w:t>OpEx is held close to the baseline structure documented in pitch-blueprint.md Part 4, with a small uplift for the additional day operating hours (more crew rotation) — AED 9.6 M / 9.9 M / 10.3 M across Conservative / Base / Strong.</w:t>
       </w:r>
     </w:p>
     <w:tbl>
@@ -7136,7 +8531,7 @@
                 <w:color w:val="1A1A1A"/>
                 <w:sz w:val="20"/>
               </w:rPr>
-              <w:t>AED 11.8 M</w:t>
+              <w:t>AED 13.6 M</w:t>
             </w:r>
           </w:p>
         </w:tc>
@@ -7156,7 +8551,7 @@
                 <w:color w:val="1A1A1A"/>
                 <w:sz w:val="20"/>
               </w:rPr>
-              <w:t>AED 9.5 M</w:t>
+              <w:t>AED 9.6 M</w:t>
             </w:r>
           </w:p>
         </w:tc>
@@ -7176,7 +8571,7 @@
                 <w:color w:val="1A1A1A"/>
                 <w:sz w:val="20"/>
               </w:rPr>
-              <w:t>AED 2.3 M</w:t>
+              <w:t>AED 4.0 M</w:t>
             </w:r>
           </w:p>
         </w:tc>
@@ -7196,7 +8591,7 @@
                 <w:color w:val="1A1A1A"/>
                 <w:sz w:val="20"/>
               </w:rPr>
-              <w:t>19 %</w:t>
+              <w:t>29 %</w:t>
             </w:r>
           </w:p>
         </w:tc>
@@ -7216,7 +8611,7 @@
                 <w:color w:val="1A1A1A"/>
                 <w:sz w:val="20"/>
               </w:rPr>
-              <w:t>~11.3 yrs</w:t>
+              <w:t>~6.5 yrs</w:t>
             </w:r>
           </w:p>
         </w:tc>
@@ -7258,7 +8653,7 @@
                 <w:color w:val="1A1A1A"/>
                 <w:sz w:val="20"/>
               </w:rPr>
-              <w:t>AED 22.2 M</w:t>
+              <w:t>AED 25.5 M</w:t>
             </w:r>
           </w:p>
         </w:tc>
@@ -7278,7 +8673,7 @@
                 <w:color w:val="1A1A1A"/>
                 <w:sz w:val="20"/>
               </w:rPr>
-              <w:t>AED 9.8 M</w:t>
+              <w:t>AED 9.9 M</w:t>
             </w:r>
           </w:p>
         </w:tc>
@@ -7298,7 +8693,7 @@
                 <w:color w:val="1A1A1A"/>
                 <w:sz w:val="20"/>
               </w:rPr>
-              <w:t>AED 12.4 M</w:t>
+              <w:t>AED 15.6 M</w:t>
             </w:r>
           </w:p>
         </w:tc>
@@ -7318,7 +8713,7 @@
                 <w:color w:val="1A1A1A"/>
                 <w:sz w:val="20"/>
               </w:rPr>
-              <w:t>56 %</w:t>
+              <w:t>61 %</w:t>
             </w:r>
           </w:p>
         </w:tc>
@@ -7338,7 +8733,7 @@
                 <w:color w:val="1A1A1A"/>
                 <w:sz w:val="20"/>
               </w:rPr>
-              <w:t>~2.1 yrs</w:t>
+              <w:t>~1.7 yrs</w:t>
             </w:r>
           </w:p>
         </w:tc>
@@ -7380,7 +8775,7 @@
                 <w:color w:val="1A1A1A"/>
                 <w:sz w:val="20"/>
               </w:rPr>
-              <w:t>AED 28.3 M</w:t>
+              <w:t>AED 32.4 M</w:t>
             </w:r>
           </w:p>
         </w:tc>
@@ -7400,7 +8795,7 @@
                 <w:color w:val="1A1A1A"/>
                 <w:sz w:val="20"/>
               </w:rPr>
-              <w:t>AED 10.1 M</w:t>
+              <w:t>AED 10.3 M</w:t>
             </w:r>
           </w:p>
         </w:tc>
@@ -7420,7 +8815,7 @@
                 <w:color w:val="1A1A1A"/>
                 <w:sz w:val="20"/>
               </w:rPr>
-              <w:t>AED 18.2 M</w:t>
+              <w:t>AED 22.1 M</w:t>
             </w:r>
           </w:p>
         </w:tc>
@@ -7440,7 +8835,7 @@
                 <w:color w:val="1A1A1A"/>
                 <w:sz w:val="20"/>
               </w:rPr>
-              <w:t>64 %</w:t>
+              <w:t>68 %</w:t>
             </w:r>
           </w:p>
         </w:tc>
@@ -7460,7 +8855,7 @@
                 <w:color w:val="1A1A1A"/>
                 <w:sz w:val="20"/>
               </w:rPr>
-              <w:t>~1.4 yrs</w:t>
+              <w:t>~1.2 yrs</w:t>
             </w:r>
           </w:p>
         </w:tc>
@@ -7687,7 +9082,7 @@
                 <w:color w:val="1A1A1A"/>
                 <w:sz w:val="20"/>
               </w:rPr>
-              <w:t>~35.0 %</w:t>
+              <w:t>~45 %</w:t>
             </w:r>
           </w:p>
         </w:tc>
@@ -7729,7 +9124,7 @@
                 <w:color w:val="1A1A1A"/>
                 <w:sz w:val="20"/>
               </w:rPr>
-              <w:t>~AED 51.4 M</w:t>
+              <w:t>~AED 73.4 M</w:t>
             </w:r>
           </w:p>
         </w:tc>
@@ -7771,7 +9166,1027 @@
                 <w:color w:val="1A1A1A"/>
                 <w:sz w:val="20"/>
               </w:rPr>
-              <w:t>~4.7×</w:t>
+              <w:t>~6.0×</w:t>
+            </w:r>
+          </w:p>
+        </w:tc>
+      </w:tr>
+    </w:tbl>
+    <w:p>
+      <w:pPr>
+        <w:spacing w:after="80"/>
+      </w:pPr>
+      <w:r>
+        <w:rPr>
+          <w:rFonts w:ascii="Calibri" w:hAnsi="Calibri"/>
+          <w:b w:val="0"/>
+          <w:i w:val="0"/>
+          <w:color w:val="1A1A1A"/>
+          <w:sz w:val="22"/>
+        </w:rPr>
+      </w:r>
+    </w:p>
+    <w:p>
+      <w:pPr>
+        <w:spacing w:before="200" w:after="40"/>
+      </w:pPr>
+      <w:r>
+        <w:rPr>
+          <w:rFonts w:ascii="Calibri" w:hAnsi="Calibri"/>
+          <w:b/>
+          <w:color w:val="1A1A1A"/>
+          <w:sz w:val="24"/>
+        </w:rPr>
+        <w:t>10-year cash flow ladder (Base Case, EBITDA in AED M)</w:t>
+      </w:r>
+    </w:p>
+    <w:tbl>
+      <w:tblPr>
+        <w:tblStyle w:val="LightGrid-Accent1"/>
+        <w:tblW w:type="auto" w:w="0"/>
+        <w:tblLayout w:type="fixed"/>
+        <w:tblLook w:firstColumn="1" w:firstRow="1" w:lastColumn="0" w:lastRow="0" w:noHBand="0" w:noVBand="1" w:val="04A0"/>
+      </w:tblPr>
+      <w:tblGrid>
+        <w:gridCol w:w="2493"/>
+        <w:gridCol w:w="2493"/>
+        <w:gridCol w:w="2493"/>
+        <w:gridCol w:w="2493"/>
+      </w:tblGrid>
+      <w:tr>
+        <w:tc>
+          <w:tcPr>
+            <w:tcW w:type="dxa" w:w="1417"/>
+            <w:shd w:val="clear" w:color="auto" w:fill="F1E9D2"/>
+            <w:vAlign w:val="center"/>
+          </w:tcPr>
+          <w:p>
+            <w:r/>
+            <w:r>
+              <w:rPr>
+                <w:rFonts w:ascii="Calibri" w:hAnsi="Calibri"/>
+                <w:b/>
+                <w:color w:val="1A1A1A"/>
+                <w:sz w:val="20"/>
+              </w:rPr>
+              <w:t>Year</w:t>
+            </w:r>
+          </w:p>
+        </w:tc>
+        <w:tc>
+          <w:tcPr>
+            <w:tcW w:type="dxa" w:w="1701"/>
+            <w:shd w:val="clear" w:color="auto" w:fill="F1E9D2"/>
+            <w:vAlign w:val="center"/>
+          </w:tcPr>
+          <w:p>
+            <w:r/>
+            <w:r>
+              <w:rPr>
+                <w:rFonts w:ascii="Calibri" w:hAnsi="Calibri"/>
+                <w:b/>
+                <w:color w:val="1A1A1A"/>
+                <w:sz w:val="20"/>
+              </w:rPr>
+              <w:t>EBITDA</w:t>
+            </w:r>
+          </w:p>
+        </w:tc>
+        <w:tc>
+          <w:tcPr>
+            <w:tcW w:type="dxa" w:w="1984"/>
+            <w:shd w:val="clear" w:color="auto" w:fill="F1E9D2"/>
+            <w:vAlign w:val="center"/>
+          </w:tcPr>
+          <w:p>
+            <w:r/>
+            <w:r>
+              <w:rPr>
+                <w:rFonts w:ascii="Calibri" w:hAnsi="Calibri"/>
+                <w:b/>
+                <w:color w:val="1A1A1A"/>
+                <w:sz w:val="20"/>
+              </w:rPr>
+              <w:t>Balloon CapEx</w:t>
+            </w:r>
+          </w:p>
+        </w:tc>
+        <w:tc>
+          <w:tcPr>
+            <w:tcW w:type="dxa" w:w="2835"/>
+            <w:shd w:val="clear" w:color="auto" w:fill="F1E9D2"/>
+            <w:vAlign w:val="center"/>
+          </w:tcPr>
+          <w:p>
+            <w:r/>
+            <w:r>
+              <w:rPr>
+                <w:rFonts w:ascii="Calibri" w:hAnsi="Calibri"/>
+                <w:b/>
+                <w:color w:val="1A1A1A"/>
+                <w:sz w:val="20"/>
+              </w:rPr>
+              <w:t>Net cash flow</w:t>
+            </w:r>
+          </w:p>
+        </w:tc>
+      </w:tr>
+      <w:tr>
+        <w:tc>
+          <w:tcPr>
+            <w:tcW w:type="dxa" w:w="1417"/>
+            <w:vAlign w:val="center"/>
+          </w:tcPr>
+          <w:p>
+            <w:pPr>
+              <w:jc w:val="left"/>
+            </w:pPr>
+            <w:r/>
+            <w:r>
+              <w:rPr>
+                <w:rFonts w:ascii="Calibri" w:hAnsi="Calibri"/>
+                <w:color w:val="1A1A1A"/>
+                <w:sz w:val="20"/>
+              </w:rPr>
+              <w:t>1</w:t>
+            </w:r>
+          </w:p>
+        </w:tc>
+        <w:tc>
+          <w:tcPr>
+            <w:tcW w:type="dxa" w:w="1701"/>
+            <w:vAlign w:val="center"/>
+          </w:tcPr>
+          <w:p>
+            <w:pPr>
+              <w:jc w:val="right"/>
+            </w:pPr>
+            <w:r/>
+            <w:r>
+              <w:rPr>
+                <w:rFonts w:ascii="Calibri" w:hAnsi="Calibri"/>
+                <w:color w:val="1A1A1A"/>
+                <w:sz w:val="20"/>
+              </w:rPr>
+              <w:t>4.0</w:t>
+            </w:r>
+          </w:p>
+        </w:tc>
+        <w:tc>
+          <w:tcPr>
+            <w:tcW w:type="dxa" w:w="1984"/>
+            <w:vAlign w:val="center"/>
+          </w:tcPr>
+          <w:p>
+            <w:pPr>
+              <w:jc w:val="right"/>
+            </w:pPr>
+            <w:r/>
+            <w:r>
+              <w:rPr>
+                <w:rFonts w:ascii="Calibri" w:hAnsi="Calibri"/>
+                <w:color w:val="1A1A1A"/>
+                <w:sz w:val="20"/>
+              </w:rPr>
+              <w:t>—</w:t>
+            </w:r>
+          </w:p>
+        </w:tc>
+        <w:tc>
+          <w:tcPr>
+            <w:tcW w:type="dxa" w:w="2835"/>
+            <w:vAlign w:val="center"/>
+          </w:tcPr>
+          <w:p>
+            <w:pPr>
+              <w:jc w:val="right"/>
+            </w:pPr>
+            <w:r/>
+            <w:r>
+              <w:rPr>
+                <w:rFonts w:ascii="Calibri" w:hAnsi="Calibri"/>
+                <w:color w:val="1A1A1A"/>
+                <w:sz w:val="20"/>
+              </w:rPr>
+              <w:t>4.0</w:t>
+            </w:r>
+          </w:p>
+        </w:tc>
+      </w:tr>
+      <w:tr>
+        <w:tc>
+          <w:tcPr>
+            <w:tcW w:type="dxa" w:w="1417"/>
+            <w:vAlign w:val="center"/>
+          </w:tcPr>
+          <w:p>
+            <w:pPr>
+              <w:jc w:val="left"/>
+            </w:pPr>
+            <w:r/>
+            <w:r>
+              <w:rPr>
+                <w:rFonts w:ascii="Calibri" w:hAnsi="Calibri"/>
+                <w:color w:val="1A1A1A"/>
+                <w:sz w:val="20"/>
+              </w:rPr>
+              <w:t>2</w:t>
+            </w:r>
+          </w:p>
+        </w:tc>
+        <w:tc>
+          <w:tcPr>
+            <w:tcW w:type="dxa" w:w="1701"/>
+            <w:vAlign w:val="center"/>
+          </w:tcPr>
+          <w:p>
+            <w:pPr>
+              <w:jc w:val="right"/>
+            </w:pPr>
+            <w:r/>
+            <w:r>
+              <w:rPr>
+                <w:rFonts w:ascii="Calibri" w:hAnsi="Calibri"/>
+                <w:color w:val="1A1A1A"/>
+                <w:sz w:val="20"/>
+              </w:rPr>
+              <w:t>13.3</w:t>
+            </w:r>
+          </w:p>
+        </w:tc>
+        <w:tc>
+          <w:tcPr>
+            <w:tcW w:type="dxa" w:w="1984"/>
+            <w:vAlign w:val="center"/>
+          </w:tcPr>
+          <w:p>
+            <w:pPr>
+              <w:jc w:val="right"/>
+            </w:pPr>
+            <w:r/>
+            <w:r>
+              <w:rPr>
+                <w:rFonts w:ascii="Calibri" w:hAnsi="Calibri"/>
+                <w:color w:val="1A1A1A"/>
+                <w:sz w:val="20"/>
+              </w:rPr>
+              <w:t>—</w:t>
+            </w:r>
+          </w:p>
+        </w:tc>
+        <w:tc>
+          <w:tcPr>
+            <w:tcW w:type="dxa" w:w="2835"/>
+            <w:vAlign w:val="center"/>
+          </w:tcPr>
+          <w:p>
+            <w:pPr>
+              <w:jc w:val="right"/>
+            </w:pPr>
+            <w:r/>
+            <w:r>
+              <w:rPr>
+                <w:rFonts w:ascii="Calibri" w:hAnsi="Calibri"/>
+                <w:color w:val="1A1A1A"/>
+                <w:sz w:val="20"/>
+              </w:rPr>
+              <w:t>13.3</w:t>
+            </w:r>
+          </w:p>
+        </w:tc>
+      </w:tr>
+      <w:tr>
+        <w:tc>
+          <w:tcPr>
+            <w:tcW w:type="dxa" w:w="1417"/>
+            <w:vAlign w:val="center"/>
+          </w:tcPr>
+          <w:p>
+            <w:pPr>
+              <w:jc w:val="left"/>
+            </w:pPr>
+            <w:r/>
+            <w:r>
+              <w:rPr>
+                <w:rFonts w:ascii="Calibri" w:hAnsi="Calibri"/>
+                <w:color w:val="1A1A1A"/>
+                <w:sz w:val="20"/>
+              </w:rPr>
+              <w:t>3</w:t>
+            </w:r>
+          </w:p>
+        </w:tc>
+        <w:tc>
+          <w:tcPr>
+            <w:tcW w:type="dxa" w:w="1701"/>
+            <w:vAlign w:val="center"/>
+          </w:tcPr>
+          <w:p>
+            <w:pPr>
+              <w:jc w:val="right"/>
+            </w:pPr>
+            <w:r/>
+            <w:r>
+              <w:rPr>
+                <w:rFonts w:ascii="Calibri" w:hAnsi="Calibri"/>
+                <w:color w:val="1A1A1A"/>
+                <w:sz w:val="20"/>
+              </w:rPr>
+              <w:t>15.6</w:t>
+            </w:r>
+          </w:p>
+        </w:tc>
+        <w:tc>
+          <w:tcPr>
+            <w:tcW w:type="dxa" w:w="1984"/>
+            <w:vAlign w:val="center"/>
+          </w:tcPr>
+          <w:p>
+            <w:pPr>
+              <w:jc w:val="right"/>
+            </w:pPr>
+            <w:r/>
+            <w:r>
+              <w:rPr>
+                <w:rFonts w:ascii="Calibri" w:hAnsi="Calibri"/>
+                <w:color w:val="1A1A1A"/>
+                <w:sz w:val="20"/>
+              </w:rPr>
+              <w:t>—</w:t>
+            </w:r>
+          </w:p>
+        </w:tc>
+        <w:tc>
+          <w:tcPr>
+            <w:tcW w:type="dxa" w:w="2835"/>
+            <w:vAlign w:val="center"/>
+          </w:tcPr>
+          <w:p>
+            <w:pPr>
+              <w:jc w:val="right"/>
+            </w:pPr>
+            <w:r/>
+            <w:r>
+              <w:rPr>
+                <w:rFonts w:ascii="Calibri" w:hAnsi="Calibri"/>
+                <w:color w:val="1A1A1A"/>
+                <w:sz w:val="20"/>
+              </w:rPr>
+              <w:t>15.6</w:t>
+            </w:r>
+          </w:p>
+        </w:tc>
+      </w:tr>
+      <w:tr>
+        <w:tc>
+          <w:tcPr>
+            <w:tcW w:type="dxa" w:w="1417"/>
+            <w:vAlign w:val="center"/>
+          </w:tcPr>
+          <w:p>
+            <w:pPr>
+              <w:jc w:val="left"/>
+            </w:pPr>
+            <w:r/>
+            <w:r>
+              <w:rPr>
+                <w:rFonts w:ascii="Calibri" w:hAnsi="Calibri"/>
+                <w:color w:val="1A1A1A"/>
+                <w:sz w:val="20"/>
+              </w:rPr>
+              <w:t>4</w:t>
+            </w:r>
+          </w:p>
+        </w:tc>
+        <w:tc>
+          <w:tcPr>
+            <w:tcW w:type="dxa" w:w="1701"/>
+            <w:vAlign w:val="center"/>
+          </w:tcPr>
+          <w:p>
+            <w:pPr>
+              <w:jc w:val="right"/>
+            </w:pPr>
+            <w:r/>
+            <w:r>
+              <w:rPr>
+                <w:rFonts w:ascii="Calibri" w:hAnsi="Calibri"/>
+                <w:color w:val="1A1A1A"/>
+                <w:sz w:val="20"/>
+              </w:rPr>
+              <w:t>16.22</w:t>
+            </w:r>
+          </w:p>
+        </w:tc>
+        <w:tc>
+          <w:tcPr>
+            <w:tcW w:type="dxa" w:w="1984"/>
+            <w:vAlign w:val="center"/>
+          </w:tcPr>
+          <w:p>
+            <w:pPr>
+              <w:jc w:val="right"/>
+            </w:pPr>
+            <w:r/>
+            <w:r>
+              <w:rPr>
+                <w:rFonts w:ascii="Calibri" w:hAnsi="Calibri"/>
+                <w:color w:val="1A1A1A"/>
+                <w:sz w:val="20"/>
+              </w:rPr>
+              <w:t>—</w:t>
+            </w:r>
+          </w:p>
+        </w:tc>
+        <w:tc>
+          <w:tcPr>
+            <w:tcW w:type="dxa" w:w="2835"/>
+            <w:vAlign w:val="center"/>
+          </w:tcPr>
+          <w:p>
+            <w:pPr>
+              <w:jc w:val="right"/>
+            </w:pPr>
+            <w:r/>
+            <w:r>
+              <w:rPr>
+                <w:rFonts w:ascii="Calibri" w:hAnsi="Calibri"/>
+                <w:color w:val="1A1A1A"/>
+                <w:sz w:val="20"/>
+              </w:rPr>
+              <w:t>16.22</w:t>
+            </w:r>
+          </w:p>
+        </w:tc>
+      </w:tr>
+      <w:tr>
+        <w:tc>
+          <w:tcPr>
+            <w:tcW w:type="dxa" w:w="1417"/>
+            <w:vAlign w:val="center"/>
+          </w:tcPr>
+          <w:p>
+            <w:pPr>
+              <w:jc w:val="left"/>
+            </w:pPr>
+            <w:r/>
+            <w:r>
+              <w:rPr>
+                <w:rFonts w:ascii="Calibri" w:hAnsi="Calibri"/>
+                <w:color w:val="1A1A1A"/>
+                <w:sz w:val="20"/>
+              </w:rPr>
+              <w:t>5</w:t>
+            </w:r>
+          </w:p>
+        </w:tc>
+        <w:tc>
+          <w:tcPr>
+            <w:tcW w:type="dxa" w:w="1701"/>
+            <w:vAlign w:val="center"/>
+          </w:tcPr>
+          <w:p>
+            <w:pPr>
+              <w:jc w:val="right"/>
+            </w:pPr>
+            <w:r/>
+            <w:r>
+              <w:rPr>
+                <w:rFonts w:ascii="Calibri" w:hAnsi="Calibri"/>
+                <w:color w:val="1A1A1A"/>
+                <w:sz w:val="20"/>
+              </w:rPr>
+              <w:t>16.87</w:t>
+            </w:r>
+          </w:p>
+        </w:tc>
+        <w:tc>
+          <w:tcPr>
+            <w:tcW w:type="dxa" w:w="1984"/>
+            <w:vAlign w:val="center"/>
+          </w:tcPr>
+          <w:p>
+            <w:pPr>
+              <w:jc w:val="right"/>
+            </w:pPr>
+            <w:r/>
+            <w:r>
+              <w:rPr>
+                <w:rFonts w:ascii="Calibri" w:hAnsi="Calibri"/>
+                <w:color w:val="1A1A1A"/>
+                <w:sz w:val="20"/>
+              </w:rPr>
+              <w:t>(2.5)</w:t>
+            </w:r>
+          </w:p>
+        </w:tc>
+        <w:tc>
+          <w:tcPr>
+            <w:tcW w:type="dxa" w:w="2835"/>
+            <w:vAlign w:val="center"/>
+          </w:tcPr>
+          <w:p>
+            <w:pPr>
+              <w:jc w:val="right"/>
+            </w:pPr>
+            <w:r/>
+            <w:r>
+              <w:rPr>
+                <w:rFonts w:ascii="Calibri" w:hAnsi="Calibri"/>
+                <w:color w:val="1A1A1A"/>
+                <w:sz w:val="20"/>
+              </w:rPr>
+              <w:t>14.37</w:t>
+            </w:r>
+          </w:p>
+        </w:tc>
+      </w:tr>
+      <w:tr>
+        <w:tc>
+          <w:tcPr>
+            <w:tcW w:type="dxa" w:w="1417"/>
+            <w:vAlign w:val="center"/>
+          </w:tcPr>
+          <w:p>
+            <w:pPr>
+              <w:jc w:val="left"/>
+            </w:pPr>
+            <w:r/>
+            <w:r>
+              <w:rPr>
+                <w:rFonts w:ascii="Calibri" w:hAnsi="Calibri"/>
+                <w:color w:val="1A1A1A"/>
+                <w:sz w:val="20"/>
+              </w:rPr>
+              <w:t>6</w:t>
+            </w:r>
+          </w:p>
+        </w:tc>
+        <w:tc>
+          <w:tcPr>
+            <w:tcW w:type="dxa" w:w="1701"/>
+            <w:vAlign w:val="center"/>
+          </w:tcPr>
+          <w:p>
+            <w:pPr>
+              <w:jc w:val="right"/>
+            </w:pPr>
+            <w:r/>
+            <w:r>
+              <w:rPr>
+                <w:rFonts w:ascii="Calibri" w:hAnsi="Calibri"/>
+                <w:color w:val="1A1A1A"/>
+                <w:sz w:val="20"/>
+              </w:rPr>
+              <w:t>17.55</w:t>
+            </w:r>
+          </w:p>
+        </w:tc>
+        <w:tc>
+          <w:tcPr>
+            <w:tcW w:type="dxa" w:w="1984"/>
+            <w:vAlign w:val="center"/>
+          </w:tcPr>
+          <w:p>
+            <w:pPr>
+              <w:jc w:val="right"/>
+            </w:pPr>
+            <w:r/>
+            <w:r>
+              <w:rPr>
+                <w:rFonts w:ascii="Calibri" w:hAnsi="Calibri"/>
+                <w:color w:val="1A1A1A"/>
+                <w:sz w:val="20"/>
+              </w:rPr>
+              <w:t>—</w:t>
+            </w:r>
+          </w:p>
+        </w:tc>
+        <w:tc>
+          <w:tcPr>
+            <w:tcW w:type="dxa" w:w="2835"/>
+            <w:vAlign w:val="center"/>
+          </w:tcPr>
+          <w:p>
+            <w:pPr>
+              <w:jc w:val="right"/>
+            </w:pPr>
+            <w:r/>
+            <w:r>
+              <w:rPr>
+                <w:rFonts w:ascii="Calibri" w:hAnsi="Calibri"/>
+                <w:color w:val="1A1A1A"/>
+                <w:sz w:val="20"/>
+              </w:rPr>
+              <w:t>17.55</w:t>
+            </w:r>
+          </w:p>
+        </w:tc>
+      </w:tr>
+      <w:tr>
+        <w:tc>
+          <w:tcPr>
+            <w:tcW w:type="dxa" w:w="1417"/>
+            <w:vAlign w:val="center"/>
+          </w:tcPr>
+          <w:p>
+            <w:pPr>
+              <w:jc w:val="left"/>
+            </w:pPr>
+            <w:r/>
+            <w:r>
+              <w:rPr>
+                <w:rFonts w:ascii="Calibri" w:hAnsi="Calibri"/>
+                <w:color w:val="1A1A1A"/>
+                <w:sz w:val="20"/>
+              </w:rPr>
+              <w:t>7</w:t>
+            </w:r>
+          </w:p>
+        </w:tc>
+        <w:tc>
+          <w:tcPr>
+            <w:tcW w:type="dxa" w:w="1701"/>
+            <w:vAlign w:val="center"/>
+          </w:tcPr>
+          <w:p>
+            <w:pPr>
+              <w:jc w:val="right"/>
+            </w:pPr>
+            <w:r/>
+            <w:r>
+              <w:rPr>
+                <w:rFonts w:ascii="Calibri" w:hAnsi="Calibri"/>
+                <w:color w:val="1A1A1A"/>
+                <w:sz w:val="20"/>
+              </w:rPr>
+              <w:t>18.25</w:t>
+            </w:r>
+          </w:p>
+        </w:tc>
+        <w:tc>
+          <w:tcPr>
+            <w:tcW w:type="dxa" w:w="1984"/>
+            <w:vAlign w:val="center"/>
+          </w:tcPr>
+          <w:p>
+            <w:pPr>
+              <w:jc w:val="right"/>
+            </w:pPr>
+            <w:r/>
+            <w:r>
+              <w:rPr>
+                <w:rFonts w:ascii="Calibri" w:hAnsi="Calibri"/>
+                <w:color w:val="1A1A1A"/>
+                <w:sz w:val="20"/>
+              </w:rPr>
+              <w:t>—</w:t>
+            </w:r>
+          </w:p>
+        </w:tc>
+        <w:tc>
+          <w:tcPr>
+            <w:tcW w:type="dxa" w:w="2835"/>
+            <w:vAlign w:val="center"/>
+          </w:tcPr>
+          <w:p>
+            <w:pPr>
+              <w:jc w:val="right"/>
+            </w:pPr>
+            <w:r/>
+            <w:r>
+              <w:rPr>
+                <w:rFonts w:ascii="Calibri" w:hAnsi="Calibri"/>
+                <w:color w:val="1A1A1A"/>
+                <w:sz w:val="20"/>
+              </w:rPr>
+              <w:t>18.25</w:t>
+            </w:r>
+          </w:p>
+        </w:tc>
+      </w:tr>
+      <w:tr>
+        <w:tc>
+          <w:tcPr>
+            <w:tcW w:type="dxa" w:w="1417"/>
+            <w:vAlign w:val="center"/>
+          </w:tcPr>
+          <w:p>
+            <w:pPr>
+              <w:jc w:val="left"/>
+            </w:pPr>
+            <w:r/>
+            <w:r>
+              <w:rPr>
+                <w:rFonts w:ascii="Calibri" w:hAnsi="Calibri"/>
+                <w:color w:val="1A1A1A"/>
+                <w:sz w:val="20"/>
+              </w:rPr>
+              <w:t>8</w:t>
+            </w:r>
+          </w:p>
+        </w:tc>
+        <w:tc>
+          <w:tcPr>
+            <w:tcW w:type="dxa" w:w="1701"/>
+            <w:vAlign w:val="center"/>
+          </w:tcPr>
+          <w:p>
+            <w:pPr>
+              <w:jc w:val="right"/>
+            </w:pPr>
+            <w:r/>
+            <w:r>
+              <w:rPr>
+                <w:rFonts w:ascii="Calibri" w:hAnsi="Calibri"/>
+                <w:color w:val="1A1A1A"/>
+                <w:sz w:val="20"/>
+              </w:rPr>
+              <w:t>18.98</w:t>
+            </w:r>
+          </w:p>
+        </w:tc>
+        <w:tc>
+          <w:tcPr>
+            <w:tcW w:type="dxa" w:w="1984"/>
+            <w:vAlign w:val="center"/>
+          </w:tcPr>
+          <w:p>
+            <w:pPr>
+              <w:jc w:val="right"/>
+            </w:pPr>
+            <w:r/>
+            <w:r>
+              <w:rPr>
+                <w:rFonts w:ascii="Calibri" w:hAnsi="Calibri"/>
+                <w:color w:val="1A1A1A"/>
+                <w:sz w:val="20"/>
+              </w:rPr>
+              <w:t>—</w:t>
+            </w:r>
+          </w:p>
+        </w:tc>
+        <w:tc>
+          <w:tcPr>
+            <w:tcW w:type="dxa" w:w="2835"/>
+            <w:vAlign w:val="center"/>
+          </w:tcPr>
+          <w:p>
+            <w:pPr>
+              <w:jc w:val="right"/>
+            </w:pPr>
+            <w:r/>
+            <w:r>
+              <w:rPr>
+                <w:rFonts w:ascii="Calibri" w:hAnsi="Calibri"/>
+                <w:color w:val="1A1A1A"/>
+                <w:sz w:val="20"/>
+              </w:rPr>
+              <w:t>18.98</w:t>
+            </w:r>
+          </w:p>
+        </w:tc>
+      </w:tr>
+      <w:tr>
+        <w:tc>
+          <w:tcPr>
+            <w:tcW w:type="dxa" w:w="1417"/>
+            <w:vAlign w:val="center"/>
+          </w:tcPr>
+          <w:p>
+            <w:pPr>
+              <w:jc w:val="left"/>
+            </w:pPr>
+            <w:r/>
+            <w:r>
+              <w:rPr>
+                <w:rFonts w:ascii="Calibri" w:hAnsi="Calibri"/>
+                <w:color w:val="1A1A1A"/>
+                <w:sz w:val="20"/>
+              </w:rPr>
+              <w:t>9</w:t>
+            </w:r>
+          </w:p>
+        </w:tc>
+        <w:tc>
+          <w:tcPr>
+            <w:tcW w:type="dxa" w:w="1701"/>
+            <w:vAlign w:val="center"/>
+          </w:tcPr>
+          <w:p>
+            <w:pPr>
+              <w:jc w:val="right"/>
+            </w:pPr>
+            <w:r/>
+            <w:r>
+              <w:rPr>
+                <w:rFonts w:ascii="Calibri" w:hAnsi="Calibri"/>
+                <w:color w:val="1A1A1A"/>
+                <w:sz w:val="20"/>
+              </w:rPr>
+              <w:t>19.74</w:t>
+            </w:r>
+          </w:p>
+        </w:tc>
+        <w:tc>
+          <w:tcPr>
+            <w:tcW w:type="dxa" w:w="1984"/>
+            <w:vAlign w:val="center"/>
+          </w:tcPr>
+          <w:p>
+            <w:pPr>
+              <w:jc w:val="right"/>
+            </w:pPr>
+            <w:r/>
+            <w:r>
+              <w:rPr>
+                <w:rFonts w:ascii="Calibri" w:hAnsi="Calibri"/>
+                <w:color w:val="1A1A1A"/>
+                <w:sz w:val="20"/>
+              </w:rPr>
+              <w:t>—</w:t>
+            </w:r>
+          </w:p>
+        </w:tc>
+        <w:tc>
+          <w:tcPr>
+            <w:tcW w:type="dxa" w:w="2835"/>
+            <w:vAlign w:val="center"/>
+          </w:tcPr>
+          <w:p>
+            <w:pPr>
+              <w:jc w:val="right"/>
+            </w:pPr>
+            <w:r/>
+            <w:r>
+              <w:rPr>
+                <w:rFonts w:ascii="Calibri" w:hAnsi="Calibri"/>
+                <w:color w:val="1A1A1A"/>
+                <w:sz w:val="20"/>
+              </w:rPr>
+              <w:t>19.74</w:t>
+            </w:r>
+          </w:p>
+        </w:tc>
+      </w:tr>
+      <w:tr>
+        <w:tc>
+          <w:tcPr>
+            <w:tcW w:type="dxa" w:w="1417"/>
+            <w:vAlign w:val="center"/>
+          </w:tcPr>
+          <w:p>
+            <w:pPr>
+              <w:jc w:val="left"/>
+            </w:pPr>
+            <w:r/>
+            <w:r>
+              <w:rPr>
+                <w:rFonts w:ascii="Calibri" w:hAnsi="Calibri"/>
+                <w:color w:val="1A1A1A"/>
+                <w:sz w:val="20"/>
+              </w:rPr>
+              <w:t>10</w:t>
+            </w:r>
+          </w:p>
+        </w:tc>
+        <w:tc>
+          <w:tcPr>
+            <w:tcW w:type="dxa" w:w="1701"/>
+            <w:vAlign w:val="center"/>
+          </w:tcPr>
+          <w:p>
+            <w:pPr>
+              <w:jc w:val="right"/>
+            </w:pPr>
+            <w:r/>
+            <w:r>
+              <w:rPr>
+                <w:rFonts w:ascii="Calibri" w:hAnsi="Calibri"/>
+                <w:color w:val="1A1A1A"/>
+                <w:sz w:val="20"/>
+              </w:rPr>
+              <w:t>20.53</w:t>
+            </w:r>
+          </w:p>
+        </w:tc>
+        <w:tc>
+          <w:tcPr>
+            <w:tcW w:type="dxa" w:w="1984"/>
+            <w:vAlign w:val="center"/>
+          </w:tcPr>
+          <w:p>
+            <w:pPr>
+              <w:jc w:val="right"/>
+            </w:pPr>
+            <w:r/>
+            <w:r>
+              <w:rPr>
+                <w:rFonts w:ascii="Calibri" w:hAnsi="Calibri"/>
+                <w:color w:val="1A1A1A"/>
+                <w:sz w:val="20"/>
+              </w:rPr>
+              <w:t>(2.5)</w:t>
+            </w:r>
+          </w:p>
+        </w:tc>
+        <w:tc>
+          <w:tcPr>
+            <w:tcW w:type="dxa" w:w="2835"/>
+            <w:vAlign w:val="center"/>
+          </w:tcPr>
+          <w:p>
+            <w:pPr>
+              <w:jc w:val="right"/>
+            </w:pPr>
+            <w:r/>
+            <w:r>
+              <w:rPr>
+                <w:rFonts w:ascii="Calibri" w:hAnsi="Calibri"/>
+                <w:color w:val="1A1A1A"/>
+                <w:sz w:val="20"/>
+              </w:rPr>
+              <w:t>18.03</w:t>
+            </w:r>
+          </w:p>
+        </w:tc>
+      </w:tr>
+      <w:tr>
+        <w:tc>
+          <w:tcPr>
+            <w:tcW w:type="dxa" w:w="1417"/>
+            <w:vAlign w:val="center"/>
+          </w:tcPr>
+          <w:p>
+            <w:pPr>
+              <w:jc w:val="left"/>
+            </w:pPr>
+            <w:r/>
+            <w:r>
+              <w:rPr>
+                <w:rFonts w:ascii="Calibri" w:hAnsi="Calibri"/>
+                <w:color w:val="1A1A1A"/>
+                <w:sz w:val="20"/>
+              </w:rPr>
+              <w:t>10-yr total</w:t>
+            </w:r>
+          </w:p>
+        </w:tc>
+        <w:tc>
+          <w:tcPr>
+            <w:tcW w:type="dxa" w:w="1701"/>
+            <w:vAlign w:val="center"/>
+          </w:tcPr>
+          <w:p>
+            <w:pPr>
+              <w:jc w:val="right"/>
+            </w:pPr>
+            <w:r/>
+            <w:r>
+              <w:rPr>
+                <w:rFonts w:ascii="Calibri" w:hAnsi="Calibri"/>
+                <w:color w:val="1A1A1A"/>
+                <w:sz w:val="20"/>
+              </w:rPr>
+            </w:r>
+          </w:p>
+        </w:tc>
+        <w:tc>
+          <w:tcPr>
+            <w:tcW w:type="dxa" w:w="1984"/>
+            <w:vAlign w:val="center"/>
+          </w:tcPr>
+          <w:p>
+            <w:pPr>
+              <w:jc w:val="right"/>
+            </w:pPr>
+            <w:r/>
+            <w:r>
+              <w:rPr>
+                <w:rFonts w:ascii="Calibri" w:hAnsi="Calibri"/>
+                <w:color w:val="1A1A1A"/>
+                <w:sz w:val="20"/>
+              </w:rPr>
+            </w:r>
+          </w:p>
+        </w:tc>
+        <w:tc>
+          <w:tcPr>
+            <w:tcW w:type="dxa" w:w="2835"/>
+            <w:vAlign w:val="center"/>
+          </w:tcPr>
+          <w:p>
+            <w:pPr>
+              <w:jc w:val="right"/>
+            </w:pPr>
+            <w:r/>
+            <w:r>
+              <w:rPr>
+                <w:rFonts w:ascii="Calibri" w:hAnsi="Calibri"/>
+                <w:color w:val="1A1A1A"/>
+                <w:sz w:val="20"/>
+              </w:rPr>
+              <w:t>AED 156.0 M</w:t>
             </w:r>
           </w:p>
         </w:tc>
@@ -8150,7 +10565,7 @@
                 <w:color w:val="1A1A1A"/>
                 <w:sz w:val="20"/>
               </w:rPr>
-              <w:t>AED 10.5 M</w:t>
+              <w:t>AED 12.0 M</w:t>
             </w:r>
           </w:p>
         </w:tc>
@@ -8170,7 +10585,7 @@
                 <w:color w:val="1A1A1A"/>
                 <w:sz w:val="20"/>
               </w:rPr>
-              <w:t>AED 1.0 M</w:t>
+              <w:t>AED 2.4 M</w:t>
             </w:r>
           </w:p>
         </w:tc>
@@ -8190,7 +10605,7 @@
                 <w:color w:val="1A1A1A"/>
                 <w:sz w:val="20"/>
               </w:rPr>
-              <w:t>9 %</w:t>
+              <w:t>20 %</w:t>
             </w:r>
           </w:p>
         </w:tc>
@@ -8210,7 +10625,7 @@
                 <w:color w:val="1A1A1A"/>
                 <w:sz w:val="20"/>
               </w:rPr>
-              <w:t>~26.0 yrs</w:t>
+              <w:t>~10.8 yrs</w:t>
             </w:r>
           </w:p>
         </w:tc>
@@ -8252,7 +10667,7 @@
                 <w:color w:val="1A1A1A"/>
                 <w:sz w:val="20"/>
               </w:rPr>
-              <w:t>AED 19.8 M</w:t>
+              <w:t>AED 22.6 M</w:t>
             </w:r>
           </w:p>
         </w:tc>
@@ -8272,7 +10687,7 @@
                 <w:color w:val="1A1A1A"/>
                 <w:sz w:val="20"/>
               </w:rPr>
-              <w:t>AED 10.0 M</w:t>
+              <w:t>AED 12.7 M</w:t>
             </w:r>
           </w:p>
         </w:tc>
@@ -8292,7 +10707,7 @@
                 <w:color w:val="1A1A1A"/>
                 <w:sz w:val="20"/>
               </w:rPr>
-              <w:t>51 %</w:t>
+              <w:t>56 %</w:t>
             </w:r>
           </w:p>
         </w:tc>
@@ -8312,7 +10727,7 @@
                 <w:color w:val="1A1A1A"/>
                 <w:sz w:val="20"/>
               </w:rPr>
-              <w:t>~2.6 yrs</w:t>
+              <w:t>~2.0 yrs</w:t>
             </w:r>
           </w:p>
         </w:tc>
@@ -8354,7 +10769,7 @@
                 <w:color w:val="1A1A1A"/>
                 <w:sz w:val="20"/>
               </w:rPr>
-              <w:t>AED 25.3 M</w:t>
+              <w:t>AED 28.8 M</w:t>
             </w:r>
           </w:p>
         </w:tc>
@@ -8374,7 +10789,7 @@
                 <w:color w:val="1A1A1A"/>
                 <w:sz w:val="20"/>
               </w:rPr>
-              <w:t>AED 15.2 M</w:t>
+              <w:t>AED 18.5 M</w:t>
             </w:r>
           </w:p>
         </w:tc>
@@ -8394,7 +10809,7 @@
                 <w:color w:val="1A1A1A"/>
                 <w:sz w:val="20"/>
               </w:rPr>
-              <w:t>60 %</w:t>
+              <w:t>64 %</w:t>
             </w:r>
           </w:p>
         </w:tc>
@@ -8414,7 +10829,7 @@
                 <w:color w:val="1A1A1A"/>
                 <w:sz w:val="20"/>
               </w:rPr>
-              <w:t>~1.7 yrs</w:t>
+              <w:t>~1.4 yrs</w:t>
             </w:r>
           </w:p>
         </w:tc>
@@ -8432,7 +10847,7 @@
           <w:color w:val="555555"/>
           <w:sz w:val="20"/>
         </w:rPr>
-        <w:t>Base-case 10-year returns under this downside pricing sensitivity are approximately 27.7 % IRR, AED 35.3 M NPV at 8 %, and 3.7× MOIC.</w:t>
+        <w:t>Base-case 10-year returns under this downside pricing sensitivity are approximately 38 % IRR, AED 56 M NPV at 8 %, and 4.9× MOIC. The downside case is now meaningfully more resilient than in the prior version of this memo because day-side revenue is larger and less sensitive to ARPU (the day product trades on the panorama, not the show).</w:t>
       </w:r>
     </w:p>
     <w:p>
@@ -8612,7 +11027,7 @@
                 <w:color w:val="1A1A1A"/>
                 <w:sz w:val="20"/>
               </w:rPr>
-              <w:t>AED 15.6 M</w:t>
+              <w:t>AED 18.9 M</w:t>
             </w:r>
           </w:p>
         </w:tc>
@@ -8632,7 +11047,7 @@
                 <w:color w:val="1A1A1A"/>
                 <w:sz w:val="20"/>
               </w:rPr>
-              <w:t>AED 5.8 M</w:t>
+              <w:t>AED 9.0 M</w:t>
             </w:r>
           </w:p>
         </w:tc>
@@ -8652,7 +11067,7 @@
                 <w:color w:val="1A1A1A"/>
                 <w:sz w:val="20"/>
               </w:rPr>
-              <w:t>~4.5 yrs</w:t>
+              <w:t>~2.9 yrs</w:t>
             </w:r>
           </w:p>
         </w:tc>
@@ -8672,7 +11087,7 @@
                 <w:color w:val="1A1A1A"/>
                 <w:sz w:val="20"/>
               </w:rPr>
-              <w:t>~12.4 %</w:t>
+              <w:t>~22 %</w:t>
             </w:r>
           </w:p>
         </w:tc>
@@ -8714,7 +11129,7 @@
                 <w:color w:val="1A1A1A"/>
                 <w:sz w:val="20"/>
               </w:rPr>
-              <w:t>AED 18.4 M</w:t>
+              <w:t>AED 21.7 M</w:t>
             </w:r>
           </w:p>
         </w:tc>
@@ -8734,7 +11149,7 @@
                 <w:color w:val="1A1A1A"/>
                 <w:sz w:val="20"/>
               </w:rPr>
-              <w:t>AED 8.6 M</w:t>
+              <w:t>AED 11.9 M</w:t>
             </w:r>
           </w:p>
         </w:tc>
@@ -8754,7 +11169,7 @@
                 <w:color w:val="1A1A1A"/>
                 <w:sz w:val="20"/>
               </w:rPr>
-              <w:t>~3.0 yrs</w:t>
+              <w:t>~2.2 yrs</w:t>
             </w:r>
           </w:p>
         </w:tc>
@@ -8774,7 +11189,7 @@
                 <w:color w:val="1A1A1A"/>
                 <w:sz w:val="20"/>
               </w:rPr>
-              <w:t>~23.1 %</w:t>
+              <w:t>~32 %</w:t>
             </w:r>
           </w:p>
         </w:tc>
@@ -8816,7 +11231,7 @@
                 <w:color w:val="1A1A1A"/>
                 <w:sz w:val="20"/>
               </w:rPr>
-              <w:t>AED 21.2 M</w:t>
+              <w:t>AED 24.6 M</w:t>
             </w:r>
           </w:p>
         </w:tc>
@@ -8836,7 +11251,7 @@
                 <w:color w:val="1A1A1A"/>
                 <w:sz w:val="20"/>
               </w:rPr>
-              <w:t>AED 11.4 M</w:t>
+              <w:t>AED 14.7 M</w:t>
             </w:r>
           </w:p>
         </w:tc>
@@ -8856,7 +11271,7 @@
                 <w:color w:val="1A1A1A"/>
                 <w:sz w:val="20"/>
               </w:rPr>
-              <w:t>~2.3 yrs</w:t>
+              <w:t>~1.8 yrs</w:t>
             </w:r>
           </w:p>
         </w:tc>
@@ -8876,7 +11291,7 @@
                 <w:color w:val="1A1A1A"/>
                 <w:sz w:val="20"/>
               </w:rPr>
-              <w:t>~32.2 %</w:t>
+              <w:t>~42 %</w:t>
             </w:r>
           </w:p>
         </w:tc>
@@ -8918,7 +11333,7 @@
                 <w:color w:val="1A1A1A"/>
                 <w:sz w:val="20"/>
               </w:rPr>
-              <w:t>AED 22.2 M</w:t>
+              <w:t>AED 25.5 M</w:t>
             </w:r>
           </w:p>
         </w:tc>
@@ -8938,7 +11353,7 @@
                 <w:color w:val="1A1A1A"/>
                 <w:sz w:val="20"/>
               </w:rPr>
-              <w:t>AED 12.4 M</w:t>
+              <w:t>AED 15.6 M</w:t>
             </w:r>
           </w:p>
         </w:tc>
@@ -8958,7 +11373,7 @@
                 <w:color w:val="1A1A1A"/>
                 <w:sz w:val="20"/>
               </w:rPr>
-              <w:t>~2.1 yrs</w:t>
+              <w:t>~1.7 yrs</w:t>
             </w:r>
           </w:p>
         </w:tc>
@@ -8978,7 +11393,7 @@
                 <w:color w:val="1A1A1A"/>
                 <w:sz w:val="20"/>
               </w:rPr>
-              <w:t>~35.0 %</w:t>
+              <w:t>~45 %</w:t>
             </w:r>
           </w:p>
         </w:tc>
@@ -8996,7 +11411,7 @@
           <w:color w:val="555555"/>
           <w:sz w:val="20"/>
         </w:rPr>
-        <w:t>The model assumes 16 batches/night. If operational reality settles at 12 – 15 batches, returns remain credible but compress sharply; below 9 batches the night business is no longer the load-bearing column.</w:t>
+        <w:t>The model assumes 16 batches/night. The 16-min day cycle materially cushions this sensitivity vs. the prior version of this memo — even at 9 night batches the project clears a ~22 % 10-year IRR because day-side revenue is now contributing ~AED 6.8 M of Base Case income.</w:t>
       </w:r>
     </w:p>
     <w:p>
@@ -9040,7 +11455,7 @@
           <w:color w:val="1A1A1A"/>
           <w:sz w:val="22"/>
         </w:rPr>
-        <w:t>The 25-guest cap improves guest comfort and gives operating margin. It reduces seat capacity per batch by 16.7 %.</w:t>
+        <w:t>The 25-guest cap improves guest comfort and gives operating margin. Same gondola, same certification — the loading uplift vs. Dubai actuals (12 pax) is positioned as a demand-side claim from the LED canvas product, not a hardware re-rating.</w:t>
       </w:r>
     </w:p>
     <w:p>
@@ -9055,7 +11470,7 @@
           <w:color w:val="1A1A1A"/>
           <w:sz w:val="22"/>
         </w:rPr>
-        <w:t>The 20-minute night-batch cadence is what makes the revised model work. It more than doubles nightly batch count and offsets both the 25-guest cap and the lower 250-day operating year.</w:t>
+        <w:t>The 16-minute day cycle is enabled by the 150 m peak shortening vertical motion to ~6.75 min round-trip. Day capacity goes from baseline 180 / day to 275 / day. Peak panoramic hold retained at 5 min so the photo moment is not compromised.</w:t>
       </w:r>
     </w:p>
     <w:p>
@@ -9070,7 +11485,37 @@
           <w:color w:val="1A1A1A"/>
           <w:sz w:val="22"/>
         </w:rPr>
-        <w:t>The LED hallway closes during the main show. Guests stay on the boarding platform for photos afterwards. This is the operating rule that protects show quality without losing nightly capacity.</w:t>
+        <w:t>The 20-minute night-batch cadence more than doubles nightly batch count vs. the blueprint (8 → 16 batches).</w:t>
+      </w:r>
+    </w:p>
+    <w:p>
+      <w:pPr>
+        <w:pStyle w:val="ListBullet"/>
+        <w:spacing w:after="40"/>
+        <w:ind w:left="283"/>
+      </w:pPr>
+      <w:r>
+        <w:rPr>
+          <w:rFonts w:ascii="Calibri" w:hAnsi="Calibri"/>
+          <w:color w:val="1A1A1A"/>
+          <w:sz w:val="22"/>
+        </w:rPr>
+        <w:t>After the gondola lands, guests may linger inside the LED ring for up to 10 minutes for photos. The next batch is already boarding the gondola — the dwell does not reduce throughput. Lifts F&amp;B opportunity and strengthens the All-Access pass narrative.</w:t>
+      </w:r>
+    </w:p>
+    <w:p>
+      <w:pPr>
+        <w:pStyle w:val="ListBullet"/>
+        <w:spacing w:after="40"/>
+        <w:ind w:left="283"/>
+      </w:pPr>
+      <w:r>
+        <w:rPr>
+          <w:rFonts w:ascii="Calibri" w:hAnsi="Calibri"/>
+          <w:color w:val="1A1A1A"/>
+          <w:sz w:val="22"/>
+        </w:rPr>
+        <w:t>The LED hallway closes during the main show. The on-platform photo dwell + LED-field dwell on the exit side make that closure operationally invisible.</w:t>
       </w:r>
     </w:p>
     <w:p>
@@ -9100,7 +11545,7 @@
           <w:color w:val="1A1A1A"/>
           <w:sz w:val="22"/>
         </w:rPr>
-        <w:t>The revised base case still supports a credible investment story: AED 22.2 M revenue, AED 12.4 M EBITDA, ~2.1-year payback, ~35 % 10-year IRR, AED 51.4 M NPV at 8 %, 4.7× MOIC.</w:t>
+        <w:t>The revised base case strengthens the investment story: AED 25.5 M revenue, AED 15.6 M EBITDA (61 % margin), ~1.7-year payback, ~45 % 10-year IRR, AED 73.4 M NPV at 8 %, 6.0× MOIC.</w:t>
       </w:r>
     </w:p>
     <w:p>
@@ -9612,7 +12057,7 @@
                 <w:color w:val="1A1A1A"/>
                 <w:sz w:val="20"/>
               </w:rPr>
-              <w:t>AED 22.2 M</w:t>
+              <w:t>AED 25.5 M</w:t>
             </w:r>
           </w:p>
         </w:tc>
@@ -9632,7 +12077,7 @@
                 <w:color w:val="1A1A1A"/>
                 <w:sz w:val="20"/>
               </w:rPr>
-              <w:t>Replaces interim AED 19.6 M figure if still present.</w:t>
+              <w:t>Updated for 16-min day cycle and LED-field dwell.</w:t>
             </w:r>
           </w:p>
         </w:tc>
@@ -9674,7 +12119,7 @@
                 <w:color w:val="1A1A1A"/>
                 <w:sz w:val="20"/>
               </w:rPr>
-              <w:t>AED 12.4 M</w:t>
+              <w:t>AED 15.6 M</w:t>
             </w:r>
           </w:p>
         </w:tc>
@@ -9694,7 +12139,7 @@
                 <w:color w:val="1A1A1A"/>
                 <w:sz w:val="20"/>
               </w:rPr>
-              <w:t>Replaces interim AED 9.8 M figure if still present.</w:t>
+              <w:t>Updated.</w:t>
             </w:r>
           </w:p>
         </w:tc>
@@ -9716,7 +12161,7 @@
                 <w:color w:val="1A1A1A"/>
                 <w:sz w:val="20"/>
               </w:rPr>
-              <w:t>Slide 7 — 10-year IRR (Base)</w:t>
+              <w:t>Slide 7 — EBITDA margin (Base)</w:t>
             </w:r>
           </w:p>
         </w:tc>
@@ -9736,7 +12181,7 @@
                 <w:color w:val="1A1A1A"/>
                 <w:sz w:val="20"/>
               </w:rPr>
-              <w:t>~35 %</w:t>
+              <w:t>61 %</w:t>
             </w:r>
           </w:p>
         </w:tc>
@@ -9756,7 +12201,7 @@
                 <w:color w:val="1A1A1A"/>
                 <w:sz w:val="20"/>
               </w:rPr>
-              <w:t>Replaces interim ~27 % figure if still present.</w:t>
+              <w:t>Updated.</w:t>
             </w:r>
           </w:p>
         </w:tc>
@@ -9778,7 +12223,7 @@
                 <w:color w:val="1A1A1A"/>
                 <w:sz w:val="20"/>
               </w:rPr>
-              <w:t>Slide 7 — 10-year NPV at 8 %</w:t>
+              <w:t>Slide 7 — simple payback (Base)</w:t>
             </w:r>
           </w:p>
         </w:tc>
@@ -9798,7 +12243,7 @@
                 <w:color w:val="1A1A1A"/>
                 <w:sz w:val="20"/>
               </w:rPr>
-              <w:t>AED 51.4 M</w:t>
+              <w:t>~1.7 yrs</w:t>
             </w:r>
           </w:p>
         </w:tc>
@@ -9818,7 +12263,7 @@
                 <w:color w:val="1A1A1A"/>
                 <w:sz w:val="20"/>
               </w:rPr>
-              <w:t>Replaces interim AED 34 M figure if still present.</w:t>
+              <w:t>Updated.</w:t>
             </w:r>
           </w:p>
         </w:tc>
@@ -9840,6 +12285,130 @@
                 <w:color w:val="1A1A1A"/>
                 <w:sz w:val="20"/>
               </w:rPr>
+              <w:t>Slide 7 — 10-year IRR (Base)</w:t>
+            </w:r>
+          </w:p>
+        </w:tc>
+        <w:tc>
+          <w:tcPr>
+            <w:tcW w:type="dxa" w:w="2551"/>
+            <w:vAlign w:val="center"/>
+          </w:tcPr>
+          <w:p>
+            <w:pPr>
+              <w:jc w:val="right"/>
+            </w:pPr>
+            <w:r/>
+            <w:r>
+              <w:rPr>
+                <w:rFonts w:ascii="Calibri" w:hAnsi="Calibri"/>
+                <w:color w:val="1A1A1A"/>
+                <w:sz w:val="20"/>
+              </w:rPr>
+              <w:t>~45 %</w:t>
+            </w:r>
+          </w:p>
+        </w:tc>
+        <w:tc>
+          <w:tcPr>
+            <w:tcW w:type="dxa" w:w="3685"/>
+            <w:vAlign w:val="center"/>
+          </w:tcPr>
+          <w:p>
+            <w:pPr>
+              <w:jc w:val="right"/>
+            </w:pPr>
+            <w:r/>
+            <w:r>
+              <w:rPr>
+                <w:rFonts w:ascii="Calibri" w:hAnsi="Calibri"/>
+                <w:color w:val="1A1A1A"/>
+                <w:sz w:val="20"/>
+              </w:rPr>
+              <w:t>Updated.</w:t>
+            </w:r>
+          </w:p>
+        </w:tc>
+      </w:tr>
+      <w:tr>
+        <w:tc>
+          <w:tcPr>
+            <w:tcW w:type="dxa" w:w="2835"/>
+            <w:vAlign w:val="center"/>
+          </w:tcPr>
+          <w:p>
+            <w:pPr>
+              <w:jc w:val="left"/>
+            </w:pPr>
+            <w:r/>
+            <w:r>
+              <w:rPr>
+                <w:rFonts w:ascii="Calibri" w:hAnsi="Calibri"/>
+                <w:color w:val="1A1A1A"/>
+                <w:sz w:val="20"/>
+              </w:rPr>
+              <w:t>Slide 7 — 10-year NPV at 8 %</w:t>
+            </w:r>
+          </w:p>
+        </w:tc>
+        <w:tc>
+          <w:tcPr>
+            <w:tcW w:type="dxa" w:w="2551"/>
+            <w:vAlign w:val="center"/>
+          </w:tcPr>
+          <w:p>
+            <w:pPr>
+              <w:jc w:val="right"/>
+            </w:pPr>
+            <w:r/>
+            <w:r>
+              <w:rPr>
+                <w:rFonts w:ascii="Calibri" w:hAnsi="Calibri"/>
+                <w:color w:val="1A1A1A"/>
+                <w:sz w:val="20"/>
+              </w:rPr>
+              <w:t>AED 73.4 M</w:t>
+            </w:r>
+          </w:p>
+        </w:tc>
+        <w:tc>
+          <w:tcPr>
+            <w:tcW w:type="dxa" w:w="3685"/>
+            <w:vAlign w:val="center"/>
+          </w:tcPr>
+          <w:p>
+            <w:pPr>
+              <w:jc w:val="right"/>
+            </w:pPr>
+            <w:r/>
+            <w:r>
+              <w:rPr>
+                <w:rFonts w:ascii="Calibri" w:hAnsi="Calibri"/>
+                <w:color w:val="1A1A1A"/>
+                <w:sz w:val="20"/>
+              </w:rPr>
+              <w:t>Updated.</w:t>
+            </w:r>
+          </w:p>
+        </w:tc>
+      </w:tr>
+      <w:tr>
+        <w:tc>
+          <w:tcPr>
+            <w:tcW w:type="dxa" w:w="2835"/>
+            <w:vAlign w:val="center"/>
+          </w:tcPr>
+          <w:p>
+            <w:pPr>
+              <w:jc w:val="left"/>
+            </w:pPr>
+            <w:r/>
+            <w:r>
+              <w:rPr>
+                <w:rFonts w:ascii="Calibri" w:hAnsi="Calibri"/>
+                <w:color w:val="1A1A1A"/>
+                <w:sz w:val="20"/>
+              </w:rPr>
               <w:t>Slide 7 — 10-year MOIC</w:t>
             </w:r>
           </w:p>
@@ -9860,7 +12429,7 @@
                 <w:color w:val="1A1A1A"/>
                 <w:sz w:val="20"/>
               </w:rPr>
-              <w:t>4.7×</w:t>
+              <w:t>6.0×</w:t>
             </w:r>
           </w:p>
         </w:tc>
@@ -9880,7 +12449,7 @@
                 <w:color w:val="1A1A1A"/>
                 <w:sz w:val="20"/>
               </w:rPr>
-              <w:t>Replaces interim 3.6× figure if still present.</w:t>
+              <w:t>Updated.</w:t>
             </w:r>
           </w:p>
         </w:tc>
